--- a/docx/mid-term/08_集成测试计划文档.docx
+++ b/docx/mid-term/08_集成测试计划文档.docx
@@ -1706,7 +1706,7 @@
     </w:p>
     <w:bookmarkEnd w:id="29"/>
     <w:bookmarkEnd w:id="30"/>
-    <w:bookmarkStart w:id="31" w:name="数据流转测试"/>
+    <w:bookmarkStart w:id="32" w:name="数据流转测试"/>
     <w:p>
       <w:pPr>
         <w:pStyle w:val="Heading2"/>
@@ -1789,11 +1789,10 @@
         <w:t xml:space="preserve">experiment tracker 是否能正确保存训练配置和结果。</w:t>
       </w:r>
     </w:p>
-    <w:bookmarkEnd w:id="31"/>
-    <w:bookmarkStart w:id="32" w:name="端到端数据流检查点"/>
-    <w:p>
-      <w:pPr>
-        <w:pStyle w:val="Heading2"/>
+    <w:bookmarkStart w:id="31" w:name="端到端数据流检查点"/>
+    <w:p>
+      <w:pPr>
+        <w:pStyle w:val="Heading3"/>
       </w:pPr>
       <w:r>
         <w:rPr>
@@ -2226,6 +2225,7 @@
         </w:tc>
       </w:tr>
     </w:tbl>
+    <w:bookmarkEnd w:id="31"/>
     <w:bookmarkEnd w:id="32"/>
     <w:bookmarkStart w:id="33" w:name="接口联调测试"/>
     <w:p>

--- a/docx/mid-term/08_集成测试计划文档.docx
+++ b/docx/mid-term/08_集成测试计划文档.docx
@@ -36,9 +36,9 @@
       </w:pPr>
       <w:r>
         <w:rPr>
-          <w:rFonts w:ascii="黑体" w:hAnsi="黑体" w:eastAsia="黑体"/>
+          <w:rFonts w:ascii="宋体" w:hAnsi="宋体" w:eastAsia="宋体"/>
           <w:b/>
-          <w:sz w:val="40"/>
+          <w:sz w:val="48"/>
         </w:rPr>
         <w:t xml:space="preserve">工业轴承设备剩余寿命预测系统的实现：集成测试计划文档</w:t>
       </w:r>
@@ -50,7 +50,7 @@
       </w:pPr>
       <w:r>
         <w:rPr>
-          <w:rFonts w:ascii="黑体" w:hAnsi="黑体" w:eastAsia="黑体"/>
+          <w:rFonts w:ascii="宋体" w:hAnsi="宋体" w:eastAsia="宋体"/>
         </w:rPr>
         <w:t xml:space="preserve">文档信息</w:t>
       </w:r>
@@ -61,19 +61,19 @@
         <w:tblW w:type="pct" w:w="0.0"/>
         <w:tblLook w:firstRow="1" w:lastRow="0" w:firstColumn="0" w:lastColumn="0" w:noHBand="0" w:noVBand="0" w:val="0020"/>
         <w:tblBorders>
-          <w:top w:val="single" w:sz="4" w:space="0" w:color="BFBFBF"/>
-          <w:left w:val="single" w:sz="4" w:space="0" w:color="BFBFBF"/>
-          <w:bottom w:val="single" w:sz="4" w:space="0" w:color="BFBFBF"/>
-          <w:right w:val="single" w:sz="4" w:space="0" w:color="BFBFBF"/>
-          <w:insideH w:val="single" w:sz="4" w:space="0" w:color="BFBFBF"/>
-          <w:insideV w:val="single" w:sz="4" w:space="0" w:color="BFBFBF"/>
+          <w:top w:val="single" w:sz="4" w:space="0" w:color="000000"/>
+          <w:left w:val="single" w:sz="4" w:space="0" w:color="000000"/>
+          <w:bottom w:val="single" w:sz="4" w:space="0" w:color="000000"/>
+          <w:right w:val="single" w:sz="4" w:space="0" w:color="000000"/>
+          <w:insideH w:val="single" w:sz="4" w:space="0" w:color="000000"/>
+          <w:insideV w:val="single" w:sz="4" w:space="0" w:color="000000"/>
         </w:tblBorders>
       </w:tblPr>
       <w:tblGrid/>
       <w:tr>
         <w:tc>
           <w:tcPr>
-            <w:shd w:fill="EAEAEA"/>
+            <w:shd w:fill="FFFFFF"/>
           </w:tcPr>
           <w:p>
             <w:pPr>
@@ -84,7 +84,8 @@
             <w:r>
               <w:rPr>
                 <w:rFonts w:ascii="宋体" w:hAnsi="宋体" w:eastAsia="宋体"/>
-                <w:sz w:val="19"/>
+                <w:b/>
+                <w:sz w:val="21"/>
               </w:rPr>
               <w:t xml:space="preserve">项目</w:t>
             </w:r>
@@ -92,7 +93,7 @@
         </w:tc>
         <w:tc>
           <w:tcPr>
-            <w:shd w:fill="EAEAEA"/>
+            <w:shd w:fill="FFFFFF"/>
           </w:tcPr>
           <w:p>
             <w:pPr>
@@ -103,7 +104,8 @@
             <w:r>
               <w:rPr>
                 <w:rFonts w:ascii="宋体" w:hAnsi="宋体" w:eastAsia="宋体"/>
-                <w:sz w:val="19"/>
+                <w:b/>
+                <w:sz w:val="21"/>
               </w:rPr>
               <w:t xml:space="preserve">内容</w:t>
             </w:r>
@@ -121,7 +123,7 @@
             <w:r>
               <w:rPr>
                 <w:rFonts w:ascii="宋体" w:hAnsi="宋体" w:eastAsia="宋体"/>
-                <w:sz w:val="19"/>
+                <w:sz w:val="21"/>
               </w:rPr>
               <w:t xml:space="preserve">文档名称</w:t>
             </w:r>
@@ -137,7 +139,7 @@
             <w:r>
               <w:rPr>
                 <w:rFonts w:ascii="宋体" w:hAnsi="宋体" w:eastAsia="宋体"/>
-                <w:sz w:val="19"/>
+                <w:sz w:val="21"/>
               </w:rPr>
               <w:t xml:space="preserve">集成测试计划文档</w:t>
             </w:r>
@@ -155,7 +157,7 @@
             <w:r>
               <w:rPr>
                 <w:rFonts w:ascii="宋体" w:hAnsi="宋体" w:eastAsia="宋体"/>
-                <w:sz w:val="19"/>
+                <w:sz w:val="21"/>
               </w:rPr>
               <w:t xml:space="preserve">文档编号</w:t>
             </w:r>
@@ -171,7 +173,7 @@
             <w:r>
               <w:rPr>
                 <w:rFonts w:ascii="宋体" w:hAnsi="宋体" w:eastAsia="宋体"/>
-                <w:sz w:val="19"/>
+                <w:sz w:val="21"/>
               </w:rPr>
               <w:t xml:space="preserve">SE-PHM-MID-08</w:t>
             </w:r>
@@ -189,7 +191,7 @@
             <w:r>
               <w:rPr>
                 <w:rFonts w:ascii="宋体" w:hAnsi="宋体" w:eastAsia="宋体"/>
-                <w:sz w:val="19"/>
+                <w:sz w:val="21"/>
               </w:rPr>
               <w:t xml:space="preserve">文档阶段</w:t>
             </w:r>
@@ -205,7 +207,7 @@
             <w:r>
               <w:rPr>
                 <w:rFonts w:ascii="宋体" w:hAnsi="宋体" w:eastAsia="宋体"/>
-                <w:sz w:val="19"/>
+                <w:sz w:val="21"/>
               </w:rPr>
               <w:t xml:space="preserve">中期</w:t>
             </w:r>
@@ -223,7 +225,7 @@
             <w:r>
               <w:rPr>
                 <w:rFonts w:ascii="宋体" w:hAnsi="宋体" w:eastAsia="宋体"/>
-                <w:sz w:val="19"/>
+                <w:sz w:val="21"/>
               </w:rPr>
               <w:t xml:space="preserve">项目名称</w:t>
             </w:r>
@@ -239,7 +241,7 @@
             <w:r>
               <w:rPr>
                 <w:rFonts w:ascii="宋体" w:hAnsi="宋体" w:eastAsia="宋体"/>
-                <w:sz w:val="19"/>
+                <w:sz w:val="21"/>
               </w:rPr>
               <w:t xml:space="preserve">工业轴承设备剩余寿命预测系统的实现</w:t>
             </w:r>
@@ -257,7 +259,7 @@
             <w:r>
               <w:rPr>
                 <w:rFonts w:ascii="宋体" w:hAnsi="宋体" w:eastAsia="宋体"/>
-                <w:sz w:val="19"/>
+                <w:sz w:val="21"/>
               </w:rPr>
               <w:t xml:space="preserve">课程</w:t>
             </w:r>
@@ -273,7 +275,7 @@
             <w:r>
               <w:rPr>
                 <w:rFonts w:ascii="宋体" w:hAnsi="宋体" w:eastAsia="宋体"/>
-                <w:sz w:val="19"/>
+                <w:sz w:val="21"/>
               </w:rPr>
               <w:t xml:space="preserve">中国科学技术大学软件学院《软件工程》</w:t>
             </w:r>
@@ -291,7 +293,7 @@
             <w:r>
               <w:rPr>
                 <w:rFonts w:ascii="宋体" w:hAnsi="宋体" w:eastAsia="宋体"/>
-                <w:sz w:val="19"/>
+                <w:sz w:val="21"/>
               </w:rPr>
               <w:t xml:space="preserve">指导老师</w:t>
             </w:r>
@@ -307,7 +309,7 @@
             <w:r>
               <w:rPr>
                 <w:rFonts w:ascii="宋体" w:hAnsi="宋体" w:eastAsia="宋体"/>
-                <w:sz w:val="19"/>
+                <w:sz w:val="21"/>
               </w:rPr>
               <w:t xml:space="preserve">zjf</w:t>
             </w:r>
@@ -325,7 +327,7 @@
             <w:r>
               <w:rPr>
                 <w:rFonts w:ascii="宋体" w:hAnsi="宋体" w:eastAsia="宋体"/>
-                <w:sz w:val="19"/>
+                <w:sz w:val="21"/>
               </w:rPr>
               <w:t xml:space="preserve">小组成员</w:t>
             </w:r>
@@ -341,7 +343,7 @@
             <w:r>
               <w:rPr>
                 <w:rFonts w:ascii="宋体" w:hAnsi="宋体" w:eastAsia="宋体"/>
-                <w:sz w:val="19"/>
+                <w:sz w:val="21"/>
               </w:rPr>
               <w:t xml:space="preserve">zyj、cyy、zdh、zy</w:t>
             </w:r>
@@ -359,7 +361,7 @@
             <w:r>
               <w:rPr>
                 <w:rFonts w:ascii="宋体" w:hAnsi="宋体" w:eastAsia="宋体"/>
-                <w:sz w:val="19"/>
+                <w:sz w:val="21"/>
               </w:rPr>
               <w:t xml:space="preserve">文档负责人</w:t>
             </w:r>
@@ -375,7 +377,7 @@
             <w:r>
               <w:rPr>
                 <w:rFonts w:ascii="宋体" w:hAnsi="宋体" w:eastAsia="宋体"/>
-                <w:sz w:val="19"/>
+                <w:sz w:val="21"/>
               </w:rPr>
               <w:t xml:space="preserve">zy</w:t>
             </w:r>
@@ -393,7 +395,7 @@
             <w:r>
               <w:rPr>
                 <w:rFonts w:ascii="宋体" w:hAnsi="宋体" w:eastAsia="宋体"/>
-                <w:sz w:val="19"/>
+                <w:sz w:val="21"/>
               </w:rPr>
               <w:t xml:space="preserve">参与编写</w:t>
             </w:r>
@@ -409,7 +411,7 @@
             <w:r>
               <w:rPr>
                 <w:rFonts w:ascii="宋体" w:hAnsi="宋体" w:eastAsia="宋体"/>
-                <w:sz w:val="19"/>
+                <w:sz w:val="21"/>
               </w:rPr>
               <w:t xml:space="preserve">zyj、cyy、zdh</w:t>
             </w:r>
@@ -427,7 +429,7 @@
             <w:r>
               <w:rPr>
                 <w:rFonts w:ascii="宋体" w:hAnsi="宋体" w:eastAsia="宋体"/>
-                <w:sz w:val="19"/>
+                <w:sz w:val="21"/>
               </w:rPr>
               <w:t xml:space="preserve">版本</w:t>
             </w:r>
@@ -443,7 +445,7 @@
             <w:r>
               <w:rPr>
                 <w:rFonts w:ascii="宋体" w:hAnsi="宋体" w:eastAsia="宋体"/>
-                <w:sz w:val="19"/>
+                <w:sz w:val="21"/>
               </w:rPr>
               <w:t xml:space="preserve">V3.0</w:t>
             </w:r>
@@ -461,7 +463,7 @@
             <w:r>
               <w:rPr>
                 <w:rFonts w:ascii="宋体" w:hAnsi="宋体" w:eastAsia="宋体"/>
-                <w:sz w:val="19"/>
+                <w:sz w:val="21"/>
               </w:rPr>
               <w:t xml:space="preserve">修订日期</w:t>
             </w:r>
@@ -477,7 +479,7 @@
             <w:r>
               <w:rPr>
                 <w:rFonts w:ascii="宋体" w:hAnsi="宋体" w:eastAsia="宋体"/>
-                <w:sz w:val="19"/>
+                <w:sz w:val="21"/>
               </w:rPr>
               <w:t xml:space="preserve">2026-06-14</w:t>
             </w:r>
@@ -495,7 +497,7 @@
             <w:r>
               <w:rPr>
                 <w:rFonts w:ascii="宋体" w:hAnsi="宋体" w:eastAsia="宋体"/>
-                <w:sz w:val="19"/>
+                <w:sz w:val="21"/>
               </w:rPr>
               <w:t xml:space="preserve">归档形式</w:t>
             </w:r>
@@ -511,7 +513,7 @@
             <w:r>
               <w:rPr>
                 <w:rFonts w:ascii="宋体" w:hAnsi="宋体" w:eastAsia="宋体"/>
-                <w:sz w:val="19"/>
+                <w:sz w:val="21"/>
               </w:rPr>
               <w:t xml:space="preserve">Markdown 源文件、PDF、DOCX</w:t>
             </w:r>
@@ -529,7 +531,7 @@
             <w:r>
               <w:rPr>
                 <w:rFonts w:ascii="宋体" w:hAnsi="宋体" w:eastAsia="宋体"/>
-                <w:sz w:val="19"/>
+                <w:sz w:val="21"/>
               </w:rPr>
               <w:t xml:space="preserve">内容基线</w:t>
             </w:r>
@@ -545,7 +547,7 @@
             <w:r>
               <w:rPr>
                 <w:rFonts w:ascii="宋体" w:hAnsi="宋体" w:eastAsia="宋体"/>
-                <w:sz w:val="19"/>
+                <w:sz w:val="21"/>
               </w:rPr>
               <w:t xml:space="preserve">跨模块集成链路、联调策略和通过准则</w:t>
             </w:r>
@@ -561,7 +563,7 @@
       </w:pPr>
       <w:r>
         <w:rPr>
-          <w:rFonts w:ascii="黑体" w:hAnsi="黑体" w:eastAsia="黑体"/>
+          <w:rFonts w:ascii="宋体" w:hAnsi="宋体" w:eastAsia="宋体"/>
         </w:rPr>
         <w:t xml:space="preserve">修订记录</w:t>
       </w:r>
@@ -572,19 +574,19 @@
         <w:tblW w:type="pct" w:w="0.0"/>
         <w:tblLook w:firstRow="1" w:lastRow="0" w:firstColumn="0" w:lastColumn="0" w:noHBand="0" w:noVBand="0" w:val="0020"/>
         <w:tblBorders>
-          <w:top w:val="single" w:sz="4" w:space="0" w:color="BFBFBF"/>
-          <w:left w:val="single" w:sz="4" w:space="0" w:color="BFBFBF"/>
-          <w:bottom w:val="single" w:sz="4" w:space="0" w:color="BFBFBF"/>
-          <w:right w:val="single" w:sz="4" w:space="0" w:color="BFBFBF"/>
-          <w:insideH w:val="single" w:sz="4" w:space="0" w:color="BFBFBF"/>
-          <w:insideV w:val="single" w:sz="4" w:space="0" w:color="BFBFBF"/>
+          <w:top w:val="single" w:sz="4" w:space="0" w:color="000000"/>
+          <w:left w:val="single" w:sz="4" w:space="0" w:color="000000"/>
+          <w:bottom w:val="single" w:sz="4" w:space="0" w:color="000000"/>
+          <w:right w:val="single" w:sz="4" w:space="0" w:color="000000"/>
+          <w:insideH w:val="single" w:sz="4" w:space="0" w:color="000000"/>
+          <w:insideV w:val="single" w:sz="4" w:space="0" w:color="000000"/>
         </w:tblBorders>
       </w:tblPr>
       <w:tblGrid/>
       <w:tr>
         <w:tc>
           <w:tcPr>
-            <w:shd w:fill="EAEAEA"/>
+            <w:shd w:fill="FFFFFF"/>
           </w:tcPr>
           <w:p>
             <w:pPr>
@@ -595,7 +597,8 @@
             <w:r>
               <w:rPr>
                 <w:rFonts w:ascii="宋体" w:hAnsi="宋体" w:eastAsia="宋体"/>
-                <w:sz w:val="19"/>
+                <w:b/>
+                <w:sz w:val="21"/>
               </w:rPr>
               <w:t xml:space="preserve">版本</w:t>
             </w:r>
@@ -603,7 +606,7 @@
         </w:tc>
         <w:tc>
           <w:tcPr>
-            <w:shd w:fill="EAEAEA"/>
+            <w:shd w:fill="FFFFFF"/>
           </w:tcPr>
           <w:p>
             <w:pPr>
@@ -614,7 +617,8 @@
             <w:r>
               <w:rPr>
                 <w:rFonts w:ascii="宋体" w:hAnsi="宋体" w:eastAsia="宋体"/>
-                <w:sz w:val="19"/>
+                <w:b/>
+                <w:sz w:val="21"/>
               </w:rPr>
               <w:t xml:space="preserve">日期</w:t>
             </w:r>
@@ -622,7 +626,7 @@
         </w:tc>
         <w:tc>
           <w:tcPr>
-            <w:shd w:fill="EAEAEA"/>
+            <w:shd w:fill="FFFFFF"/>
           </w:tcPr>
           <w:p>
             <w:pPr>
@@ -633,7 +637,8 @@
             <w:r>
               <w:rPr>
                 <w:rFonts w:ascii="宋体" w:hAnsi="宋体" w:eastAsia="宋体"/>
-                <w:sz w:val="19"/>
+                <w:b/>
+                <w:sz w:val="21"/>
               </w:rPr>
               <w:t xml:space="preserve">编写人</w:t>
             </w:r>
@@ -641,7 +646,7 @@
         </w:tc>
         <w:tc>
           <w:tcPr>
-            <w:shd w:fill="EAEAEA"/>
+            <w:shd w:fill="FFFFFF"/>
           </w:tcPr>
           <w:p>
             <w:pPr>
@@ -652,7 +657,8 @@
             <w:r>
               <w:rPr>
                 <w:rFonts w:ascii="宋体" w:hAnsi="宋体" w:eastAsia="宋体"/>
-                <w:sz w:val="19"/>
+                <w:b/>
+                <w:sz w:val="21"/>
               </w:rPr>
               <w:t xml:space="preserve">说明</w:t>
             </w:r>
@@ -670,7 +676,7 @@
             <w:r>
               <w:rPr>
                 <w:rFonts w:ascii="宋体" w:hAnsi="宋体" w:eastAsia="宋体"/>
-                <w:sz w:val="19"/>
+                <w:sz w:val="21"/>
               </w:rPr>
               <w:t xml:space="preserve">V1.0</w:t>
             </w:r>
@@ -686,7 +692,7 @@
             <w:r>
               <w:rPr>
                 <w:rFonts w:ascii="宋体" w:hAnsi="宋体" w:eastAsia="宋体"/>
-                <w:sz w:val="19"/>
+                <w:sz w:val="21"/>
               </w:rPr>
               <w:t xml:space="preserve">2025-11-10</w:t>
             </w:r>
@@ -702,7 +708,7 @@
             <w:r>
               <w:rPr>
                 <w:rFonts w:ascii="宋体" w:hAnsi="宋体" w:eastAsia="宋体"/>
-                <w:sz w:val="19"/>
+                <w:sz w:val="21"/>
               </w:rPr>
               <w:t xml:space="preserve">项目组</w:t>
             </w:r>
@@ -718,7 +724,7 @@
             <w:r>
               <w:rPr>
                 <w:rFonts w:ascii="宋体" w:hAnsi="宋体" w:eastAsia="宋体"/>
-                <w:sz w:val="19"/>
+                <w:sz w:val="21"/>
               </w:rPr>
               <w:t xml:space="preserve">完成初版课程文档</w:t>
             </w:r>
@@ -736,7 +742,7 @@
             <w:r>
               <w:rPr>
                 <w:rFonts w:ascii="宋体" w:hAnsi="宋体" w:eastAsia="宋体"/>
-                <w:sz w:val="19"/>
+                <w:sz w:val="21"/>
               </w:rPr>
               <w:t xml:space="preserve">V2.0</w:t>
             </w:r>
@@ -752,7 +758,7 @@
             <w:r>
               <w:rPr>
                 <w:rFonts w:ascii="宋体" w:hAnsi="宋体" w:eastAsia="宋体"/>
-                <w:sz w:val="19"/>
+                <w:sz w:val="21"/>
               </w:rPr>
               <w:t xml:space="preserve">2026-03-12</w:t>
             </w:r>
@@ -768,7 +774,7 @@
             <w:r>
               <w:rPr>
                 <w:rFonts w:ascii="宋体" w:hAnsi="宋体" w:eastAsia="宋体"/>
-                <w:sz w:val="19"/>
+                <w:sz w:val="21"/>
               </w:rPr>
               <w:t xml:space="preserve">项目组</w:t>
             </w:r>
@@ -784,7 +790,7 @@
             <w:r>
               <w:rPr>
                 <w:rFonts w:ascii="宋体" w:hAnsi="宋体" w:eastAsia="宋体"/>
-                <w:sz w:val="19"/>
+                <w:sz w:val="21"/>
               </w:rPr>
               <w:t xml:space="preserve">统一项目名称、技术基线和阶段交付内容</w:t>
             </w:r>
@@ -802,7 +808,7 @@
             <w:r>
               <w:rPr>
                 <w:rFonts w:ascii="宋体" w:hAnsi="宋体" w:eastAsia="宋体"/>
-                <w:sz w:val="19"/>
+                <w:sz w:val="21"/>
               </w:rPr>
               <w:t xml:space="preserve">V3.0</w:t>
             </w:r>
@@ -818,7 +824,7 @@
             <w:r>
               <w:rPr>
                 <w:rFonts w:ascii="宋体" w:hAnsi="宋体" w:eastAsia="宋体"/>
-                <w:sz w:val="19"/>
+                <w:sz w:val="21"/>
               </w:rPr>
               <w:t xml:space="preserve">2026-06-14</w:t>
             </w:r>
@@ -834,7 +840,7 @@
             <w:r>
               <w:rPr>
                 <w:rFonts w:ascii="宋体" w:hAnsi="宋体" w:eastAsia="宋体"/>
-                <w:sz w:val="19"/>
+                <w:sz w:val="21"/>
               </w:rPr>
               <w:t xml:space="preserve">项目组</w:t>
             </w:r>
@@ -850,7 +856,7 @@
             <w:r>
               <w:rPr>
                 <w:rFonts w:ascii="宋体" w:hAnsi="宋体" w:eastAsia="宋体"/>
-                <w:sz w:val="19"/>
+                <w:sz w:val="21"/>
               </w:rPr>
               <w:t xml:space="preserve">参考课程交付样例统一封面与归档格式，补充数据理解、技术难点、测试验收和 DOCX 交付信息</w:t>
             </w:r>
@@ -866,7 +872,7 @@
       </w:pPr>
       <w:r>
         <w:rPr>
-          <w:rFonts w:ascii="黑体" w:hAnsi="黑体" w:eastAsia="黑体"/>
+          <w:rFonts w:ascii="宋体" w:hAnsi="宋体" w:eastAsia="宋体"/>
         </w:rPr>
         <w:t xml:space="preserve">1. 测试目标</w:t>
       </w:r>
@@ -874,6 +880,8 @@
     <w:p>
       <w:pPr>
         <w:pStyle w:val="FirstParagraph"/>
+        <w:spacing w:line="276" w:lineRule="auto" w:after="0"/>
+        <w:ind w:firstLine="420"/>
       </w:pPr>
       <w:r>
         <w:rPr>
@@ -890,7 +898,7 @@
       </w:pPr>
       <w:r>
         <w:rPr>
-          <w:rFonts w:ascii="黑体" w:hAnsi="黑体" w:eastAsia="黑体"/>
+          <w:rFonts w:ascii="宋体" w:hAnsi="宋体" w:eastAsia="宋体"/>
         </w:rPr>
         <w:t xml:space="preserve">2. 集成范围</w:t>
       </w:r>
@@ -898,6 +906,8 @@
     <w:p>
       <w:pPr>
         <w:pStyle w:val="FirstParagraph"/>
+        <w:spacing w:line="276" w:lineRule="auto" w:after="0"/>
+        <w:ind w:firstLine="420"/>
       </w:pPr>
       <w:r>
         <w:rPr>
@@ -913,6 +923,8 @@
           <w:numId w:val="1001"/>
         </w:numPr>
         <w:pStyle w:val="Compact"/>
+        <w:spacing w:line="276" w:lineRule="auto" w:after="0"/>
+        <w:ind w:firstLine="420"/>
       </w:pPr>
       <w:r>
         <w:rPr>
@@ -928,6 +940,8 @@
           <w:numId w:val="1001"/>
         </w:numPr>
         <w:pStyle w:val="Compact"/>
+        <w:spacing w:line="276" w:lineRule="auto" w:after="0"/>
+        <w:ind w:firstLine="420"/>
       </w:pPr>
       <w:r>
         <w:rPr>
@@ -943,6 +957,8 @@
           <w:numId w:val="1001"/>
         </w:numPr>
         <w:pStyle w:val="Compact"/>
+        <w:spacing w:line="276" w:lineRule="auto" w:after="0"/>
+        <w:ind w:firstLine="420"/>
       </w:pPr>
       <w:r>
         <w:rPr>
@@ -958,6 +974,8 @@
           <w:numId w:val="1001"/>
         </w:numPr>
         <w:pStyle w:val="Compact"/>
+        <w:spacing w:line="276" w:lineRule="auto" w:after="0"/>
+        <w:ind w:firstLine="420"/>
       </w:pPr>
       <w:r>
         <w:rPr>
@@ -974,7 +992,7 @@
       </w:pPr>
       <w:r>
         <w:rPr>
-          <w:rFonts w:ascii="黑体" w:hAnsi="黑体" w:eastAsia="黑体"/>
+          <w:rFonts w:ascii="宋体" w:hAnsi="宋体" w:eastAsia="宋体"/>
         </w:rPr>
         <w:t xml:space="preserve">3. 模块集成关系说明</w:t>
       </w:r>
@@ -1150,6 +1168,8 @@
     <w:p>
       <w:pPr>
         <w:pStyle w:val="FirstParagraph"/>
+        <w:spacing w:line="276" w:lineRule="auto" w:after="0"/>
+        <w:ind w:firstLine="420"/>
       </w:pPr>
       <w:r>
         <w:rPr>
@@ -1166,7 +1186,7 @@
       </w:pPr>
       <w:r>
         <w:rPr>
-          <w:rFonts w:ascii="黑体" w:hAnsi="黑体" w:eastAsia="黑体"/>
+          <w:rFonts w:ascii="宋体" w:hAnsi="宋体" w:eastAsia="宋体"/>
         </w:rPr>
         <w:t xml:space="preserve">4. 集成测试环境</w:t>
       </w:r>
@@ -1177,19 +1197,19 @@
         <w:tblW w:type="pct" w:w="0.0"/>
         <w:tblLook w:firstRow="1" w:lastRow="0" w:firstColumn="0" w:lastColumn="0" w:noHBand="0" w:noVBand="0" w:val="0020"/>
         <w:tblBorders>
-          <w:top w:val="single" w:sz="4" w:space="0" w:color="BFBFBF"/>
-          <w:left w:val="single" w:sz="4" w:space="0" w:color="BFBFBF"/>
-          <w:bottom w:val="single" w:sz="4" w:space="0" w:color="BFBFBF"/>
-          <w:right w:val="single" w:sz="4" w:space="0" w:color="BFBFBF"/>
-          <w:insideH w:val="single" w:sz="4" w:space="0" w:color="BFBFBF"/>
-          <w:insideV w:val="single" w:sz="4" w:space="0" w:color="BFBFBF"/>
+          <w:top w:val="single" w:sz="4" w:space="0" w:color="000000"/>
+          <w:left w:val="single" w:sz="4" w:space="0" w:color="000000"/>
+          <w:bottom w:val="single" w:sz="4" w:space="0" w:color="000000"/>
+          <w:right w:val="single" w:sz="4" w:space="0" w:color="000000"/>
+          <w:insideH w:val="single" w:sz="4" w:space="0" w:color="000000"/>
+          <w:insideV w:val="single" w:sz="4" w:space="0" w:color="000000"/>
         </w:tblBorders>
       </w:tblPr>
       <w:tblGrid/>
       <w:tr>
         <w:tc>
           <w:tcPr>
-            <w:shd w:fill="EAEAEA"/>
+            <w:shd w:fill="FFFFFF"/>
           </w:tcPr>
           <w:p>
             <w:pPr>
@@ -1200,7 +1220,8 @@
             <w:r>
               <w:rPr>
                 <w:rFonts w:ascii="宋体" w:hAnsi="宋体" w:eastAsia="宋体"/>
-                <w:sz w:val="19"/>
+                <w:b/>
+                <w:sz w:val="21"/>
               </w:rPr>
               <w:t xml:space="preserve">项目</w:t>
             </w:r>
@@ -1208,7 +1229,7 @@
         </w:tc>
         <w:tc>
           <w:tcPr>
-            <w:shd w:fill="EAEAEA"/>
+            <w:shd w:fill="FFFFFF"/>
           </w:tcPr>
           <w:p>
             <w:pPr>
@@ -1219,7 +1240,8 @@
             <w:r>
               <w:rPr>
                 <w:rFonts w:ascii="宋体" w:hAnsi="宋体" w:eastAsia="宋体"/>
-                <w:sz w:val="19"/>
+                <w:b/>
+                <w:sz w:val="21"/>
               </w:rPr>
               <w:t xml:space="preserve">要求</w:t>
             </w:r>
@@ -1237,7 +1259,7 @@
             <w:r>
               <w:rPr>
                 <w:rFonts w:ascii="宋体" w:hAnsi="宋体" w:eastAsia="宋体"/>
-                <w:sz w:val="19"/>
+                <w:sz w:val="21"/>
               </w:rPr>
               <w:t xml:space="preserve">Python</w:t>
             </w:r>
@@ -1253,7 +1275,7 @@
             <w:r>
               <w:rPr>
                 <w:rFonts w:ascii="宋体" w:hAnsi="宋体" w:eastAsia="宋体"/>
-                <w:sz w:val="19"/>
+                <w:sz w:val="21"/>
               </w:rPr>
               <w:t xml:space="preserve">3.11+</w:t>
             </w:r>
@@ -1271,7 +1293,7 @@
             <w:r>
               <w:rPr>
                 <w:rFonts w:ascii="宋体" w:hAnsi="宋体" w:eastAsia="宋体"/>
-                <w:sz w:val="19"/>
+                <w:sz w:val="21"/>
               </w:rPr>
               <w:t xml:space="preserve">环境管理</w:t>
             </w:r>
@@ -1287,7 +1309,7 @@
             <w:r>
               <w:rPr>
                 <w:rFonts w:ascii="宋体" w:hAnsi="宋体" w:eastAsia="宋体"/>
-                <w:sz w:val="19"/>
+                <w:sz w:val="21"/>
               </w:rPr>
               <w:t xml:space="preserve">uv</w:t>
             </w:r>
@@ -1305,7 +1327,7 @@
             <w:r>
               <w:rPr>
                 <w:rFonts w:ascii="宋体" w:hAnsi="宋体" w:eastAsia="宋体"/>
-                <w:sz w:val="19"/>
+                <w:sz w:val="21"/>
               </w:rPr>
               <w:t xml:space="preserve">数据来源</w:t>
             </w:r>
@@ -1321,7 +1343,7 @@
             <w:r>
               <w:rPr>
                 <w:rFonts w:ascii="宋体" w:hAnsi="宋体" w:eastAsia="宋体"/>
-                <w:sz w:val="19"/>
+                <w:sz w:val="21"/>
               </w:rPr>
               <w:t xml:space="preserve">合成数据 + 真实数据小样本</w:t>
             </w:r>
@@ -1339,7 +1361,7 @@
             <w:r>
               <w:rPr>
                 <w:rFonts w:ascii="宋体" w:hAnsi="宋体" w:eastAsia="宋体"/>
-                <w:sz w:val="19"/>
+                <w:sz w:val="21"/>
               </w:rPr>
               <w:t xml:space="preserve">工具</w:t>
             </w:r>
@@ -1355,7 +1377,7 @@
             <w:r>
               <w:rPr>
                 <w:rFonts w:ascii="宋体" w:hAnsi="宋体" w:eastAsia="宋体"/>
-                <w:sz w:val="19"/>
+                <w:sz w:val="21"/>
               </w:rPr>
               <w:t xml:space="preserve">pytest、TensorBoard、Pandoc（文档链路验证）</w:t>
             </w:r>
@@ -1371,7 +1393,7 @@
       </w:pPr>
       <w:r>
         <w:rPr>
-          <w:rFonts w:ascii="黑体" w:hAnsi="黑体" w:eastAsia="黑体"/>
+          <w:rFonts w:ascii="宋体" w:hAnsi="宋体" w:eastAsia="宋体"/>
         </w:rPr>
         <w:t xml:space="preserve">5. 集成测试策略</w:t>
       </w:r>
@@ -1379,6 +1401,8 @@
     <w:p>
       <w:pPr>
         <w:pStyle w:val="FirstParagraph"/>
+        <w:spacing w:line="276" w:lineRule="auto" w:after="0"/>
+        <w:ind w:firstLine="420"/>
       </w:pPr>
       <w:r>
         <w:rPr>
@@ -1394,6 +1418,8 @@
           <w:numId w:val="1002"/>
         </w:numPr>
         <w:pStyle w:val="Compact"/>
+        <w:spacing w:line="276" w:lineRule="auto" w:after="0"/>
+        <w:ind w:firstLine="420"/>
       </w:pPr>
       <w:r>
         <w:rPr>
@@ -1409,6 +1435,8 @@
           <w:numId w:val="1002"/>
         </w:numPr>
         <w:pStyle w:val="Compact"/>
+        <w:spacing w:line="276" w:lineRule="auto" w:after="0"/>
+        <w:ind w:firstLine="420"/>
       </w:pPr>
       <w:r>
         <w:rPr>
@@ -1424,6 +1452,8 @@
           <w:numId w:val="1002"/>
         </w:numPr>
         <w:pStyle w:val="Compact"/>
+        <w:spacing w:line="276" w:lineRule="auto" w:after="0"/>
+        <w:ind w:firstLine="420"/>
       </w:pPr>
       <w:r>
         <w:rPr>
@@ -1435,6 +1465,8 @@
     <w:p>
       <w:pPr>
         <w:pStyle w:val="FirstParagraph"/>
+        <w:spacing w:line="276" w:lineRule="auto" w:after="0"/>
+        <w:ind w:firstLine="420"/>
       </w:pPr>
       <w:r>
         <w:rPr>
@@ -1451,7 +1483,7 @@
       </w:pPr>
       <w:r>
         <w:rPr>
-          <w:rFonts w:ascii="黑体" w:hAnsi="黑体" w:eastAsia="黑体"/>
+          <w:rFonts w:ascii="宋体" w:hAnsi="宋体" w:eastAsia="宋体"/>
         </w:rPr>
         <w:t xml:space="preserve">6. 核心业务流程测试</w:t>
       </w:r>
@@ -1463,7 +1495,7 @@
       </w:pPr>
       <w:r>
         <w:rPr>
-          <w:rFonts w:ascii="黑体" w:hAnsi="黑体" w:eastAsia="黑体"/>
+          <w:rFonts w:ascii="宋体" w:hAnsi="宋体" w:eastAsia="宋体"/>
         </w:rPr>
         <w:t xml:space="preserve">6.1 RUL 回归流程</w:t>
       </w:r>
@@ -1475,6 +1507,8 @@
           <w:numId w:val="1003"/>
         </w:numPr>
         <w:pStyle w:val="Compact"/>
+        <w:spacing w:line="276" w:lineRule="auto" w:after="0"/>
+        <w:ind w:firstLine="420"/>
       </w:pPr>
       <w:r>
         <w:rPr>
@@ -1490,6 +1524,8 @@
           <w:numId w:val="1003"/>
         </w:numPr>
         <w:pStyle w:val="Compact"/>
+        <w:spacing w:line="276" w:lineRule="auto" w:after="0"/>
+        <w:ind w:firstLine="420"/>
       </w:pPr>
       <w:r>
         <w:rPr>
@@ -1505,6 +1541,8 @@
           <w:numId w:val="1003"/>
         </w:numPr>
         <w:pStyle w:val="Compact"/>
+        <w:spacing w:line="276" w:lineRule="auto" w:after="0"/>
+        <w:ind w:firstLine="420"/>
       </w:pPr>
       <w:r>
         <w:rPr>
@@ -1520,6 +1558,8 @@
           <w:numId w:val="1003"/>
         </w:numPr>
         <w:pStyle w:val="Compact"/>
+        <w:spacing w:line="276" w:lineRule="auto" w:after="0"/>
+        <w:ind w:firstLine="420"/>
       </w:pPr>
       <w:r>
         <w:rPr>
@@ -1535,6 +1575,8 @@
           <w:numId w:val="1003"/>
         </w:numPr>
         <w:pStyle w:val="Compact"/>
+        <w:spacing w:line="276" w:lineRule="auto" w:after="0"/>
+        <w:ind w:firstLine="420"/>
       </w:pPr>
       <w:r>
         <w:rPr>
@@ -1551,7 +1593,7 @@
       </w:pPr>
       <w:r>
         <w:rPr>
-          <w:rFonts w:ascii="黑体" w:hAnsi="黑体" w:eastAsia="黑体"/>
+          <w:rFonts w:ascii="宋体" w:hAnsi="宋体" w:eastAsia="宋体"/>
         </w:rPr>
         <w:t xml:space="preserve">6.2 退化阶段标注与可视化流程</w:t>
       </w:r>
@@ -1563,6 +1605,8 @@
           <w:numId w:val="1004"/>
         </w:numPr>
         <w:pStyle w:val="Compact"/>
+        <w:spacing w:line="276" w:lineRule="auto" w:after="0"/>
+        <w:ind w:firstLine="420"/>
       </w:pPr>
       <w:r>
         <w:rPr>
@@ -1578,6 +1622,8 @@
           <w:numId w:val="1004"/>
         </w:numPr>
         <w:pStyle w:val="Compact"/>
+        <w:spacing w:line="276" w:lineRule="auto" w:after="0"/>
+        <w:ind w:firstLine="420"/>
       </w:pPr>
       <w:r>
         <w:rPr>
@@ -1593,6 +1639,8 @@
           <w:numId w:val="1004"/>
         </w:numPr>
         <w:pStyle w:val="Compact"/>
+        <w:spacing w:line="276" w:lineRule="auto" w:after="0"/>
+        <w:ind w:firstLine="420"/>
       </w:pPr>
       <w:r>
         <w:rPr>
@@ -1608,6 +1656,8 @@
           <w:numId w:val="1004"/>
         </w:numPr>
         <w:pStyle w:val="Compact"/>
+        <w:spacing w:line="276" w:lineRule="auto" w:after="0"/>
+        <w:ind w:firstLine="420"/>
       </w:pPr>
       <w:r>
         <w:rPr>
@@ -1623,6 +1673,8 @@
           <w:numId w:val="1004"/>
         </w:numPr>
         <w:pStyle w:val="Compact"/>
+        <w:spacing w:line="276" w:lineRule="auto" w:after="0"/>
+        <w:ind w:firstLine="420"/>
       </w:pPr>
       <w:r>
         <w:rPr>
@@ -1639,7 +1691,7 @@
       </w:pPr>
       <w:r>
         <w:rPr>
-          <w:rFonts w:ascii="黑体" w:hAnsi="黑体" w:eastAsia="黑体"/>
+          <w:rFonts w:ascii="宋体" w:hAnsi="宋体" w:eastAsia="宋体"/>
         </w:rPr>
         <w:t xml:space="preserve">6.3 健康指标滚动预测流程</w:t>
       </w:r>
@@ -1651,6 +1703,8 @@
           <w:numId w:val="1005"/>
         </w:numPr>
         <w:pStyle w:val="Compact"/>
+        <w:spacing w:line="276" w:lineRule="auto" w:after="0"/>
+        <w:ind w:firstLine="420"/>
       </w:pPr>
       <w:r>
         <w:rPr>
@@ -1666,6 +1720,8 @@
           <w:numId w:val="1005"/>
         </w:numPr>
         <w:pStyle w:val="Compact"/>
+        <w:spacing w:line="276" w:lineRule="auto" w:after="0"/>
+        <w:ind w:firstLine="420"/>
       </w:pPr>
       <w:r>
         <w:rPr>
@@ -1681,6 +1737,8 @@
           <w:numId w:val="1005"/>
         </w:numPr>
         <w:pStyle w:val="Compact"/>
+        <w:spacing w:line="276" w:lineRule="auto" w:after="0"/>
+        <w:ind w:firstLine="420"/>
       </w:pPr>
       <w:r>
         <w:rPr>
@@ -1696,6 +1754,8 @@
           <w:numId w:val="1005"/>
         </w:numPr>
         <w:pStyle w:val="Compact"/>
+        <w:spacing w:line="276" w:lineRule="auto" w:after="0"/>
+        <w:ind w:firstLine="420"/>
       </w:pPr>
       <w:r>
         <w:rPr>
@@ -1713,7 +1773,7 @@
       </w:pPr>
       <w:r>
         <w:rPr>
-          <w:rFonts w:ascii="黑体" w:hAnsi="黑体" w:eastAsia="黑体"/>
+          <w:rFonts w:ascii="宋体" w:hAnsi="宋体" w:eastAsia="宋体"/>
         </w:rPr>
         <w:t xml:space="preserve">7. 数据流转测试</w:t>
       </w:r>
@@ -1721,6 +1781,8 @@
     <w:p>
       <w:pPr>
         <w:pStyle w:val="FirstParagraph"/>
+        <w:spacing w:line="276" w:lineRule="auto" w:after="0"/>
+        <w:ind w:firstLine="420"/>
       </w:pPr>
       <w:r>
         <w:rPr>
@@ -1736,6 +1798,8 @@
           <w:numId w:val="1006"/>
         </w:numPr>
         <w:pStyle w:val="Compact"/>
+        <w:spacing w:line="276" w:lineRule="auto" w:after="0"/>
+        <w:ind w:firstLine="420"/>
       </w:pPr>
       <w:r>
         <w:rPr>
@@ -1751,6 +1815,8 @@
           <w:numId w:val="1006"/>
         </w:numPr>
         <w:pStyle w:val="Compact"/>
+        <w:spacing w:line="276" w:lineRule="auto" w:after="0"/>
+        <w:ind w:firstLine="420"/>
       </w:pPr>
       <w:r>
         <w:rPr>
@@ -1766,6 +1832,8 @@
           <w:numId w:val="1006"/>
         </w:numPr>
         <w:pStyle w:val="Compact"/>
+        <w:spacing w:line="276" w:lineRule="auto" w:after="0"/>
+        <w:ind w:firstLine="420"/>
       </w:pPr>
       <w:r>
         <w:rPr>
@@ -1781,6 +1849,8 @@
           <w:numId w:val="1006"/>
         </w:numPr>
         <w:pStyle w:val="Compact"/>
+        <w:spacing w:line="276" w:lineRule="auto" w:after="0"/>
+        <w:ind w:firstLine="420"/>
       </w:pPr>
       <w:r>
         <w:rPr>
@@ -1796,7 +1866,7 @@
       </w:pPr>
       <w:r>
         <w:rPr>
-          <w:rFonts w:ascii="黑体" w:hAnsi="黑体" w:eastAsia="黑体"/>
+          <w:rFonts w:ascii="宋体" w:hAnsi="宋体" w:eastAsia="宋体"/>
         </w:rPr>
         <w:t xml:space="preserve">7.1 端到端数据流检查点</w:t>
       </w:r>
@@ -1807,19 +1877,19 @@
         <w:tblW w:type="pct" w:w="0.0"/>
         <w:tblLook w:firstRow="1" w:lastRow="0" w:firstColumn="0" w:lastColumn="0" w:noHBand="0" w:noVBand="0" w:val="0020"/>
         <w:tblBorders>
-          <w:top w:val="single" w:sz="4" w:space="0" w:color="BFBFBF"/>
-          <w:left w:val="single" w:sz="4" w:space="0" w:color="BFBFBF"/>
-          <w:bottom w:val="single" w:sz="4" w:space="0" w:color="BFBFBF"/>
-          <w:right w:val="single" w:sz="4" w:space="0" w:color="BFBFBF"/>
-          <w:insideH w:val="single" w:sz="4" w:space="0" w:color="BFBFBF"/>
-          <w:insideV w:val="single" w:sz="4" w:space="0" w:color="BFBFBF"/>
+          <w:top w:val="single" w:sz="4" w:space="0" w:color="000000"/>
+          <w:left w:val="single" w:sz="4" w:space="0" w:color="000000"/>
+          <w:bottom w:val="single" w:sz="4" w:space="0" w:color="000000"/>
+          <w:right w:val="single" w:sz="4" w:space="0" w:color="000000"/>
+          <w:insideH w:val="single" w:sz="4" w:space="0" w:color="000000"/>
+          <w:insideV w:val="single" w:sz="4" w:space="0" w:color="000000"/>
         </w:tblBorders>
       </w:tblPr>
       <w:tblGrid/>
       <w:tr>
         <w:tc>
           <w:tcPr>
-            <w:shd w:fill="EAEAEA"/>
+            <w:shd w:fill="FFFFFF"/>
           </w:tcPr>
           <w:p>
             <w:pPr>
@@ -1830,7 +1900,8 @@
             <w:r>
               <w:rPr>
                 <w:rFonts w:ascii="宋体" w:hAnsi="宋体" w:eastAsia="宋体"/>
-                <w:sz w:val="19"/>
+                <w:b/>
+                <w:sz w:val="21"/>
               </w:rPr>
               <w:t xml:space="preserve">检查点</w:t>
             </w:r>
@@ -1838,7 +1909,7 @@
         </w:tc>
         <w:tc>
           <w:tcPr>
-            <w:shd w:fill="EAEAEA"/>
+            <w:shd w:fill="FFFFFF"/>
           </w:tcPr>
           <w:p>
             <w:pPr>
@@ -1849,7 +1920,8 @@
             <w:r>
               <w:rPr>
                 <w:rFonts w:ascii="宋体" w:hAnsi="宋体" w:eastAsia="宋体"/>
-                <w:sz w:val="19"/>
+                <w:b/>
+                <w:sz w:val="21"/>
               </w:rPr>
               <w:t xml:space="preserve">上游模块</w:t>
             </w:r>
@@ -1857,7 +1929,7 @@
         </w:tc>
         <w:tc>
           <w:tcPr>
-            <w:shd w:fill="EAEAEA"/>
+            <w:shd w:fill="FFFFFF"/>
           </w:tcPr>
           <w:p>
             <w:pPr>
@@ -1868,7 +1940,8 @@
             <w:r>
               <w:rPr>
                 <w:rFonts w:ascii="宋体" w:hAnsi="宋体" w:eastAsia="宋体"/>
-                <w:sz w:val="19"/>
+                <w:b/>
+                <w:sz w:val="21"/>
               </w:rPr>
               <w:t xml:space="preserve">下游模块</w:t>
             </w:r>
@@ -1876,7 +1949,7 @@
         </w:tc>
         <w:tc>
           <w:tcPr>
-            <w:shd w:fill="EAEAEA"/>
+            <w:shd w:fill="FFFFFF"/>
           </w:tcPr>
           <w:p>
             <w:pPr>
@@ -1887,7 +1960,8 @@
             <w:r>
               <w:rPr>
                 <w:rFonts w:ascii="宋体" w:hAnsi="宋体" w:eastAsia="宋体"/>
-                <w:sz w:val="19"/>
+                <w:b/>
+                <w:sz w:val="21"/>
               </w:rPr>
               <w:t xml:space="preserve">检查内容</w:t>
             </w:r>
@@ -1905,7 +1979,7 @@
             <w:r>
               <w:rPr>
                 <w:rFonts w:ascii="宋体" w:hAnsi="宋体" w:eastAsia="宋体"/>
-                <w:sz w:val="19"/>
+                <w:sz w:val="21"/>
               </w:rPr>
               <w:t xml:space="preserve">Loader 输出</w:t>
             </w:r>
@@ -1921,7 +1995,7 @@
             <w:r>
               <w:rPr>
                 <w:rFonts w:ascii="宋体" w:hAnsi="宋体" w:eastAsia="宋体"/>
-                <w:sz w:val="19"/>
+                <w:sz w:val="21"/>
               </w:rPr>
               <w:t xml:space="preserve">数据接入</w:t>
             </w:r>
@@ -1937,7 +2011,7 @@
             <w:r>
               <w:rPr>
                 <w:rFonts w:ascii="宋体" w:hAnsi="宋体" w:eastAsia="宋体"/>
-                <w:sz w:val="19"/>
+                <w:sz w:val="21"/>
               </w:rPr>
               <w:t xml:space="preserve">标签构造</w:t>
             </w:r>
@@ -1953,7 +2027,7 @@
             <w:r>
               <w:rPr>
                 <w:rFonts w:ascii="宋体" w:hAnsi="宋体" w:eastAsia="宋体"/>
-                <w:sz w:val="19"/>
+                <w:sz w:val="21"/>
               </w:rPr>
               <w:t xml:space="preserve">轴承编号、通道、采样率、快照顺序是否完整</w:t>
             </w:r>
@@ -1971,7 +2045,7 @@
             <w:r>
               <w:rPr>
                 <w:rFonts w:ascii="宋体" w:hAnsi="宋体" w:eastAsia="宋体"/>
-                <w:sz w:val="19"/>
+                <w:sz w:val="21"/>
               </w:rPr>
               <w:t xml:space="preserve">特征表输出</w:t>
             </w:r>
@@ -1987,7 +2061,7 @@
             <w:r>
               <w:rPr>
                 <w:rFonts w:ascii="宋体" w:hAnsi="宋体" w:eastAsia="宋体"/>
-                <w:sz w:val="19"/>
+                <w:sz w:val="21"/>
               </w:rPr>
               <w:t xml:space="preserve">特征工程</w:t>
             </w:r>
@@ -2003,7 +2077,7 @@
             <w:r>
               <w:rPr>
                 <w:rFonts w:ascii="宋体" w:hAnsi="宋体" w:eastAsia="宋体"/>
-                <w:sz w:val="19"/>
+                <w:sz w:val="21"/>
               </w:rPr>
               <w:t xml:space="preserve">模型训练</w:t>
             </w:r>
@@ -2019,7 +2093,7 @@
             <w:r>
               <w:rPr>
                 <w:rFonts w:ascii="宋体" w:hAnsi="宋体" w:eastAsia="宋体"/>
-                <w:sz w:val="19"/>
+                <w:sz w:val="21"/>
               </w:rPr>
               <w:t xml:space="preserve">特征列数量、缺失值处理、序列长度是否符合配置</w:t>
             </w:r>
@@ -2037,7 +2111,7 @@
             <w:r>
               <w:rPr>
                 <w:rFonts w:ascii="宋体" w:hAnsi="宋体" w:eastAsia="宋体"/>
-                <w:sz w:val="19"/>
+                <w:sz w:val="21"/>
               </w:rPr>
               <w:t xml:space="preserve">训练输出</w:t>
             </w:r>
@@ -2053,7 +2127,7 @@
             <w:r>
               <w:rPr>
                 <w:rFonts w:ascii="宋体" w:hAnsi="宋体" w:eastAsia="宋体"/>
-                <w:sz w:val="19"/>
+                <w:sz w:val="21"/>
               </w:rPr>
               <w:t xml:space="preserve">模型训练</w:t>
             </w:r>
@@ -2069,7 +2143,7 @@
             <w:r>
               <w:rPr>
                 <w:rFonts w:ascii="宋体" w:hAnsi="宋体" w:eastAsia="宋体"/>
-                <w:sz w:val="19"/>
+                <w:sz w:val="21"/>
               </w:rPr>
               <w:t xml:space="preserve">评价模块</w:t>
             </w:r>
@@ -2085,7 +2159,7 @@
             <w:r>
               <w:rPr>
                 <w:rFonts w:ascii="宋体" w:hAnsi="宋体" w:eastAsia="宋体"/>
-                <w:sz w:val="19"/>
+                <w:sz w:val="21"/>
               </w:rPr>
               <w:t xml:space="preserve">predictions 中 target/prediction 是否成对存在</w:t>
             </w:r>
@@ -2103,7 +2177,7 @@
             <w:r>
               <w:rPr>
                 <w:rFonts w:ascii="宋体" w:hAnsi="宋体" w:eastAsia="宋体"/>
-                <w:sz w:val="19"/>
+                <w:sz w:val="21"/>
               </w:rPr>
               <w:t xml:space="preserve">指标输出</w:t>
             </w:r>
@@ -2119,7 +2193,7 @@
             <w:r>
               <w:rPr>
                 <w:rFonts w:ascii="宋体" w:hAnsi="宋体" w:eastAsia="宋体"/>
-                <w:sz w:val="19"/>
+                <w:sz w:val="21"/>
               </w:rPr>
               <w:t xml:space="preserve">评价模块</w:t>
             </w:r>
@@ -2135,7 +2209,7 @@
             <w:r>
               <w:rPr>
                 <w:rFonts w:ascii="宋体" w:hAnsi="宋体" w:eastAsia="宋体"/>
-                <w:sz w:val="19"/>
+                <w:sz w:val="21"/>
               </w:rPr>
               <w:t xml:space="preserve">notebook/报告</w:t>
             </w:r>
@@ -2151,7 +2225,7 @@
             <w:r>
               <w:rPr>
                 <w:rFonts w:ascii="宋体" w:hAnsi="宋体" w:eastAsia="宋体"/>
-                <w:sz w:val="19"/>
+                <w:sz w:val="21"/>
               </w:rPr>
               <w:t xml:space="preserve">RMSE、Score、样本数和 epoch 是否落盘</w:t>
             </w:r>
@@ -2169,7 +2243,7 @@
             <w:r>
               <w:rPr>
                 <w:rFonts w:ascii="宋体" w:hAnsi="宋体" w:eastAsia="宋体"/>
-                <w:sz w:val="19"/>
+                <w:sz w:val="21"/>
               </w:rPr>
               <w:t xml:space="preserve">可视化输出</w:t>
             </w:r>
@@ -2185,7 +2259,7 @@
             <w:r>
               <w:rPr>
                 <w:rFonts w:ascii="宋体" w:hAnsi="宋体" w:eastAsia="宋体"/>
-                <w:sz w:val="19"/>
+                <w:sz w:val="21"/>
               </w:rPr>
               <w:t xml:space="preserve">评价模块</w:t>
             </w:r>
@@ -2201,7 +2275,7 @@
             <w:r>
               <w:rPr>
                 <w:rFonts w:ascii="宋体" w:hAnsi="宋体" w:eastAsia="宋体"/>
-                <w:sz w:val="19"/>
+                <w:sz w:val="21"/>
               </w:rPr>
               <w:t xml:space="preserve">答辩材料</w:t>
             </w:r>
@@ -2217,7 +2291,7 @@
             <w:r>
               <w:rPr>
                 <w:rFonts w:ascii="宋体" w:hAnsi="宋体" w:eastAsia="宋体"/>
-                <w:sz w:val="19"/>
+                <w:sz w:val="21"/>
               </w:rPr>
               <w:t xml:space="preserve">图表标题、轴标签、数据集名称是否清楚</w:t>
             </w:r>
@@ -2234,7 +2308,7 @@
       </w:pPr>
       <w:r>
         <w:rPr>
-          <w:rFonts w:ascii="黑体" w:hAnsi="黑体" w:eastAsia="黑体"/>
+          <w:rFonts w:ascii="宋体" w:hAnsi="宋体" w:eastAsia="宋体"/>
         </w:rPr>
         <w:t xml:space="preserve">8. 接口联调测试</w:t>
       </w:r>
@@ -2245,19 +2319,19 @@
         <w:tblW w:type="pct" w:w="0.0"/>
         <w:tblLook w:firstRow="1" w:lastRow="0" w:firstColumn="0" w:lastColumn="0" w:noHBand="0" w:noVBand="0" w:val="0020"/>
         <w:tblBorders>
-          <w:top w:val="single" w:sz="4" w:space="0" w:color="BFBFBF"/>
-          <w:left w:val="single" w:sz="4" w:space="0" w:color="BFBFBF"/>
-          <w:bottom w:val="single" w:sz="4" w:space="0" w:color="BFBFBF"/>
-          <w:right w:val="single" w:sz="4" w:space="0" w:color="BFBFBF"/>
-          <w:insideH w:val="single" w:sz="4" w:space="0" w:color="BFBFBF"/>
-          <w:insideV w:val="single" w:sz="4" w:space="0" w:color="BFBFBF"/>
+          <w:top w:val="single" w:sz="4" w:space="0" w:color="000000"/>
+          <w:left w:val="single" w:sz="4" w:space="0" w:color="000000"/>
+          <w:bottom w:val="single" w:sz="4" w:space="0" w:color="000000"/>
+          <w:right w:val="single" w:sz="4" w:space="0" w:color="000000"/>
+          <w:insideH w:val="single" w:sz="4" w:space="0" w:color="000000"/>
+          <w:insideV w:val="single" w:sz="4" w:space="0" w:color="000000"/>
         </w:tblBorders>
       </w:tblPr>
       <w:tblGrid/>
       <w:tr>
         <w:tc>
           <w:tcPr>
-            <w:shd w:fill="EAEAEA"/>
+            <w:shd w:fill="FFFFFF"/>
           </w:tcPr>
           <w:p>
             <w:pPr>
@@ -2268,7 +2342,8 @@
             <w:r>
               <w:rPr>
                 <w:rFonts w:ascii="宋体" w:hAnsi="宋体" w:eastAsia="宋体"/>
-                <w:sz w:val="19"/>
+                <w:b/>
+                <w:sz w:val="21"/>
               </w:rPr>
               <w:t xml:space="preserve">联调编号</w:t>
             </w:r>
@@ -2276,7 +2351,7 @@
         </w:tc>
         <w:tc>
           <w:tcPr>
-            <w:shd w:fill="EAEAEA"/>
+            <w:shd w:fill="FFFFFF"/>
           </w:tcPr>
           <w:p>
             <w:pPr>
@@ -2287,7 +2362,8 @@
             <w:r>
               <w:rPr>
                 <w:rFonts w:ascii="宋体" w:hAnsi="宋体" w:eastAsia="宋体"/>
-                <w:sz w:val="19"/>
+                <w:b/>
+                <w:sz w:val="21"/>
               </w:rPr>
               <w:t xml:space="preserve">联调对象</w:t>
             </w:r>
@@ -2295,7 +2371,7 @@
         </w:tc>
         <w:tc>
           <w:tcPr>
-            <w:shd w:fill="EAEAEA"/>
+            <w:shd w:fill="FFFFFF"/>
           </w:tcPr>
           <w:p>
             <w:pPr>
@@ -2306,7 +2382,8 @@
             <w:r>
               <w:rPr>
                 <w:rFonts w:ascii="宋体" w:hAnsi="宋体" w:eastAsia="宋体"/>
-                <w:sz w:val="19"/>
+                <w:b/>
+                <w:sz w:val="21"/>
               </w:rPr>
               <w:t xml:space="preserve">关注点</w:t>
             </w:r>
@@ -2324,7 +2401,7 @@
             <w:r>
               <w:rPr>
                 <w:rFonts w:ascii="宋体" w:hAnsi="宋体" w:eastAsia="宋体"/>
-                <w:sz w:val="19"/>
+                <w:sz w:val="21"/>
               </w:rPr>
               <w:t xml:space="preserve">IT-01</w:t>
             </w:r>
@@ -2340,7 +2417,7 @@
             <w:r>
               <w:rPr>
                 <w:rFonts w:ascii="宋体" w:hAnsi="宋体" w:eastAsia="宋体"/>
-                <w:sz w:val="19"/>
+                <w:sz w:val="21"/>
               </w:rPr>
               <w:t xml:space="preserve">loader + labeler</w:t>
             </w:r>
@@ -2356,7 +2433,7 @@
             <w:r>
               <w:rPr>
                 <w:rFonts w:ascii="宋体" w:hAnsi="宋体" w:eastAsia="宋体"/>
-                <w:sz w:val="19"/>
+                <w:sz w:val="21"/>
               </w:rPr>
               <w:t xml:space="preserve">通道选择、样本窗口和标签长度一致</w:t>
             </w:r>
@@ -2374,7 +2451,7 @@
             <w:r>
               <w:rPr>
                 <w:rFonts w:ascii="宋体" w:hAnsi="宋体" w:eastAsia="宋体"/>
-                <w:sz w:val="19"/>
+                <w:sz w:val="21"/>
               </w:rPr>
               <w:t xml:space="preserve">IT-02</w:t>
             </w:r>
@@ -2390,7 +2467,7 @@
             <w:r>
               <w:rPr>
                 <w:rFonts w:ascii="宋体" w:hAnsi="宋体" w:eastAsia="宋体"/>
-                <w:sz w:val="19"/>
+                <w:sz w:val="21"/>
               </w:rPr>
               <w:t xml:space="preserve">trainer + callback</w:t>
             </w:r>
@@ -2406,7 +2483,7 @@
             <w:r>
               <w:rPr>
                 <w:rFonts w:ascii="宋体" w:hAnsi="宋体" w:eastAsia="宋体"/>
-                <w:sz w:val="19"/>
+                <w:sz w:val="21"/>
               </w:rPr>
               <w:t xml:space="preserve">生命周期事件正确触发</w:t>
             </w:r>
@@ -2424,7 +2501,7 @@
             <w:r>
               <w:rPr>
                 <w:rFonts w:ascii="宋体" w:hAnsi="宋体" w:eastAsia="宋体"/>
-                <w:sz w:val="19"/>
+                <w:sz w:val="21"/>
               </w:rPr>
               <w:t xml:space="preserve">IT-03</w:t>
             </w:r>
@@ -2440,7 +2517,7 @@
             <w:r>
               <w:rPr>
                 <w:rFonts w:ascii="宋体" w:hAnsi="宋体" w:eastAsia="宋体"/>
-                <w:sz w:val="19"/>
+                <w:sz w:val="21"/>
               </w:rPr>
               <w:t xml:space="preserve">tester + evaluator</w:t>
             </w:r>
@@ -2456,7 +2533,7 @@
             <w:r>
               <w:rPr>
                 <w:rFonts w:ascii="宋体" w:hAnsi="宋体" w:eastAsia="宋体"/>
-                <w:sz w:val="19"/>
+                <w:sz w:val="21"/>
               </w:rPr>
               <w:t xml:space="preserve">预测结果字段满足指标计算要求</w:t>
             </w:r>
@@ -2474,7 +2551,7 @@
             <w:r>
               <w:rPr>
                 <w:rFonts w:ascii="宋体" w:hAnsi="宋体" w:eastAsia="宋体"/>
-                <w:sz w:val="19"/>
+                <w:sz w:val="21"/>
               </w:rPr>
               <w:t xml:space="preserve">IT-04</w:t>
             </w:r>
@@ -2490,7 +2567,7 @@
             <w:r>
               <w:rPr>
                 <w:rFonts w:ascii="宋体" w:hAnsi="宋体" w:eastAsia="宋体"/>
-                <w:sz w:val="19"/>
+                <w:sz w:val="21"/>
               </w:rPr>
               <w:t xml:space="preserve">evaluator + visualizer</w:t>
             </w:r>
@@ -2506,7 +2583,7 @@
             <w:r>
               <w:rPr>
                 <w:rFonts w:ascii="宋体" w:hAnsi="宋体" w:eastAsia="宋体"/>
-                <w:sz w:val="19"/>
+                <w:sz w:val="21"/>
               </w:rPr>
               <w:t xml:space="preserve">指标与图表的输入口径一致</w:t>
             </w:r>
@@ -2524,7 +2601,7 @@
             <w:r>
               <w:rPr>
                 <w:rFonts w:ascii="宋体" w:hAnsi="宋体" w:eastAsia="宋体"/>
-                <w:sz w:val="19"/>
+                <w:sz w:val="21"/>
               </w:rPr>
               <w:t xml:space="preserve">IT-05</w:t>
             </w:r>
@@ -2540,7 +2617,7 @@
             <w:r>
               <w:rPr>
                 <w:rFonts w:ascii="宋体" w:hAnsi="宋体" w:eastAsia="宋体"/>
-                <w:sz w:val="19"/>
+                <w:sz w:val="21"/>
               </w:rPr>
               <w:t xml:space="preserve">tracker + serializer</w:t>
             </w:r>
@@ -2556,7 +2633,7 @@
             <w:r>
               <w:rPr>
                 <w:rFonts w:ascii="宋体" w:hAnsi="宋体" w:eastAsia="宋体"/>
-                <w:sz w:val="19"/>
+                <w:sz w:val="21"/>
               </w:rPr>
               <w:t xml:space="preserve">配置、历史和结果文件能完整保存</w:t>
             </w:r>
@@ -2572,7 +2649,7 @@
       </w:pPr>
       <w:r>
         <w:rPr>
-          <w:rFonts w:ascii="黑体" w:hAnsi="黑体" w:eastAsia="黑体"/>
+          <w:rFonts w:ascii="宋体" w:hAnsi="宋体" w:eastAsia="宋体"/>
         </w:rPr>
         <w:t xml:space="preserve">9. 缺陷处理机制</w:t>
       </w:r>
@@ -2584,6 +2661,8 @@
           <w:numId w:val="1007"/>
         </w:numPr>
         <w:pStyle w:val="Compact"/>
+        <w:spacing w:line="276" w:lineRule="auto" w:after="0"/>
+        <w:ind w:firstLine="420"/>
       </w:pPr>
       <w:r>
         <w:rPr>
@@ -2599,6 +2678,8 @@
           <w:numId w:val="1007"/>
         </w:numPr>
         <w:pStyle w:val="Compact"/>
+        <w:spacing w:line="276" w:lineRule="auto" w:after="0"/>
+        <w:ind w:firstLine="420"/>
       </w:pPr>
       <w:r>
         <w:rPr>
@@ -2614,6 +2695,8 @@
           <w:numId w:val="1007"/>
         </w:numPr>
         <w:pStyle w:val="Compact"/>
+        <w:spacing w:line="276" w:lineRule="auto" w:after="0"/>
+        <w:ind w:firstLine="420"/>
       </w:pPr>
       <w:r>
         <w:rPr>
@@ -2630,7 +2713,7 @@
       </w:pPr>
       <w:r>
         <w:rPr>
-          <w:rFonts w:ascii="黑体" w:hAnsi="黑体" w:eastAsia="黑体"/>
+          <w:rFonts w:ascii="宋体" w:hAnsi="宋体" w:eastAsia="宋体"/>
         </w:rPr>
         <w:t xml:space="preserve">10. 测试进度安排</w:t>
       </w:r>
@@ -2641,19 +2724,19 @@
         <w:tblW w:type="pct" w:w="0.0"/>
         <w:tblLook w:firstRow="1" w:lastRow="0" w:firstColumn="0" w:lastColumn="0" w:noHBand="0" w:noVBand="0" w:val="0020"/>
         <w:tblBorders>
-          <w:top w:val="single" w:sz="4" w:space="0" w:color="BFBFBF"/>
-          <w:left w:val="single" w:sz="4" w:space="0" w:color="BFBFBF"/>
-          <w:bottom w:val="single" w:sz="4" w:space="0" w:color="BFBFBF"/>
-          <w:right w:val="single" w:sz="4" w:space="0" w:color="BFBFBF"/>
-          <w:insideH w:val="single" w:sz="4" w:space="0" w:color="BFBFBF"/>
-          <w:insideV w:val="single" w:sz="4" w:space="0" w:color="BFBFBF"/>
+          <w:top w:val="single" w:sz="4" w:space="0" w:color="000000"/>
+          <w:left w:val="single" w:sz="4" w:space="0" w:color="000000"/>
+          <w:bottom w:val="single" w:sz="4" w:space="0" w:color="000000"/>
+          <w:right w:val="single" w:sz="4" w:space="0" w:color="000000"/>
+          <w:insideH w:val="single" w:sz="4" w:space="0" w:color="000000"/>
+          <w:insideV w:val="single" w:sz="4" w:space="0" w:color="000000"/>
         </w:tblBorders>
       </w:tblPr>
       <w:tblGrid/>
       <w:tr>
         <w:tc>
           <w:tcPr>
-            <w:shd w:fill="EAEAEA"/>
+            <w:shd w:fill="FFFFFF"/>
           </w:tcPr>
           <w:p>
             <w:pPr>
@@ -2664,7 +2747,8 @@
             <w:r>
               <w:rPr>
                 <w:rFonts w:ascii="宋体" w:hAnsi="宋体" w:eastAsia="宋体"/>
-                <w:sz w:val="19"/>
+                <w:b/>
+                <w:sz w:val="21"/>
               </w:rPr>
               <w:t xml:space="preserve">阶段</w:t>
             </w:r>
@@ -2672,7 +2756,7 @@
         </w:tc>
         <w:tc>
           <w:tcPr>
-            <w:shd w:fill="EAEAEA"/>
+            <w:shd w:fill="FFFFFF"/>
           </w:tcPr>
           <w:p>
             <w:pPr>
@@ -2683,7 +2767,8 @@
             <w:r>
               <w:rPr>
                 <w:rFonts w:ascii="宋体" w:hAnsi="宋体" w:eastAsia="宋体"/>
-                <w:sz w:val="19"/>
+                <w:b/>
+                <w:sz w:val="21"/>
               </w:rPr>
               <w:t xml:space="preserve">时间</w:t>
             </w:r>
@@ -2691,7 +2776,7 @@
         </w:tc>
         <w:tc>
           <w:tcPr>
-            <w:shd w:fill="EAEAEA"/>
+            <w:shd w:fill="FFFFFF"/>
           </w:tcPr>
           <w:p>
             <w:pPr>
@@ -2702,7 +2787,8 @@
             <w:r>
               <w:rPr>
                 <w:rFonts w:ascii="宋体" w:hAnsi="宋体" w:eastAsia="宋体"/>
-                <w:sz w:val="19"/>
+                <w:b/>
+                <w:sz w:val="21"/>
               </w:rPr>
               <w:t xml:space="preserve">内容</w:t>
             </w:r>
@@ -2720,7 +2806,7 @@
             <w:r>
               <w:rPr>
                 <w:rFonts w:ascii="宋体" w:hAnsi="宋体" w:eastAsia="宋体"/>
-                <w:sz w:val="19"/>
+                <w:sz w:val="21"/>
               </w:rPr>
               <w:t xml:space="preserve">集成准备</w:t>
             </w:r>
@@ -2736,7 +2822,7 @@
             <w:r>
               <w:rPr>
                 <w:rFonts w:ascii="宋体" w:hAnsi="宋体" w:eastAsia="宋体"/>
-                <w:sz w:val="19"/>
+                <w:sz w:val="21"/>
               </w:rPr>
               <w:t xml:space="preserve">第 5 周</w:t>
             </w:r>
@@ -2752,7 +2838,7 @@
             <w:r>
               <w:rPr>
                 <w:rFonts w:ascii="宋体" w:hAnsi="宋体" w:eastAsia="宋体"/>
-                <w:sz w:val="19"/>
+                <w:sz w:val="21"/>
               </w:rPr>
               <w:t xml:space="preserve">冻结关键接口，准备集成数据</w:t>
             </w:r>
@@ -2770,7 +2856,7 @@
             <w:r>
               <w:rPr>
                 <w:rFonts w:ascii="宋体" w:hAnsi="宋体" w:eastAsia="宋体"/>
-                <w:sz w:val="19"/>
+                <w:sz w:val="21"/>
               </w:rPr>
               <w:t xml:space="preserve">主流程联调</w:t>
             </w:r>
@@ -2786,7 +2872,7 @@
             <w:r>
               <w:rPr>
                 <w:rFonts w:ascii="宋体" w:hAnsi="宋体" w:eastAsia="宋体"/>
-                <w:sz w:val="19"/>
+                <w:sz w:val="21"/>
               </w:rPr>
               <w:t xml:space="preserve">第 6 周</w:t>
             </w:r>
@@ -2802,7 +2888,7 @@
             <w:r>
               <w:rPr>
                 <w:rFonts w:ascii="宋体" w:hAnsi="宋体" w:eastAsia="宋体"/>
-                <w:sz w:val="19"/>
+                <w:sz w:val="21"/>
               </w:rPr>
               <w:t xml:space="preserve">训练主链路集成测试</w:t>
             </w:r>
@@ -2820,7 +2906,7 @@
             <w:r>
               <w:rPr>
                 <w:rFonts w:ascii="宋体" w:hAnsi="宋体" w:eastAsia="宋体"/>
-                <w:sz w:val="19"/>
+                <w:sz w:val="21"/>
               </w:rPr>
               <w:t xml:space="preserve">展示联调</w:t>
             </w:r>
@@ -2836,7 +2922,7 @@
             <w:r>
               <w:rPr>
                 <w:rFonts w:ascii="宋体" w:hAnsi="宋体" w:eastAsia="宋体"/>
-                <w:sz w:val="19"/>
+                <w:sz w:val="21"/>
               </w:rPr>
               <w:t xml:space="preserve">第 7 周</w:t>
             </w:r>
@@ -2852,7 +2938,7 @@
             <w:r>
               <w:rPr>
                 <w:rFonts w:ascii="宋体" w:hAnsi="宋体" w:eastAsia="宋体"/>
-                <w:sz w:val="19"/>
+                <w:sz w:val="21"/>
               </w:rPr>
               <w:t xml:space="preserve">指标、图表和实验记录联调</w:t>
             </w:r>
@@ -2870,7 +2956,7 @@
             <w:r>
               <w:rPr>
                 <w:rFonts w:ascii="宋体" w:hAnsi="宋体" w:eastAsia="宋体"/>
-                <w:sz w:val="19"/>
+                <w:sz w:val="21"/>
               </w:rPr>
               <w:t xml:space="preserve">验收前回归</w:t>
             </w:r>
@@ -2886,7 +2972,7 @@
             <w:r>
               <w:rPr>
                 <w:rFonts w:ascii="宋体" w:hAnsi="宋体" w:eastAsia="宋体"/>
-                <w:sz w:val="19"/>
+                <w:sz w:val="21"/>
               </w:rPr>
               <w:t xml:space="preserve">第 8 周</w:t>
             </w:r>
@@ -2902,7 +2988,7 @@
             <w:r>
               <w:rPr>
                 <w:rFonts w:ascii="宋体" w:hAnsi="宋体" w:eastAsia="宋体"/>
-                <w:sz w:val="19"/>
+                <w:sz w:val="21"/>
               </w:rPr>
               <w:t xml:space="preserve">关键流程回归测试</w:t>
             </w:r>
@@ -2918,7 +3004,7 @@
       </w:pPr>
       <w:r>
         <w:rPr>
-          <w:rFonts w:ascii="黑体" w:hAnsi="黑体" w:eastAsia="黑体"/>
+          <w:rFonts w:ascii="宋体" w:hAnsi="宋体" w:eastAsia="宋体"/>
         </w:rPr>
         <w:t xml:space="preserve">11. 通过准则</w:t>
       </w:r>
@@ -2926,6 +3012,8 @@
     <w:p>
       <w:pPr>
         <w:pStyle w:val="FirstParagraph"/>
+        <w:spacing w:line="276" w:lineRule="auto" w:after="0"/>
+        <w:ind w:firstLine="420"/>
       </w:pPr>
       <w:r>
         <w:rPr>
@@ -2941,6 +3029,8 @@
           <w:numId w:val="1008"/>
         </w:numPr>
         <w:pStyle w:val="Compact"/>
+        <w:spacing w:line="276" w:lineRule="auto" w:after="0"/>
+        <w:ind w:firstLine="420"/>
       </w:pPr>
       <w:r>
         <w:rPr>
@@ -2956,6 +3046,8 @@
           <w:numId w:val="1008"/>
         </w:numPr>
         <w:pStyle w:val="Compact"/>
+        <w:spacing w:line="276" w:lineRule="auto" w:after="0"/>
+        <w:ind w:firstLine="420"/>
       </w:pPr>
       <w:r>
         <w:rPr>
@@ -2971,6 +3063,8 @@
           <w:numId w:val="1008"/>
         </w:numPr>
         <w:pStyle w:val="Compact"/>
+        <w:spacing w:line="276" w:lineRule="auto" w:after="0"/>
+        <w:ind w:firstLine="420"/>
       </w:pPr>
       <w:r>
         <w:rPr>
@@ -2986,6 +3080,8 @@
           <w:numId w:val="1008"/>
         </w:numPr>
         <w:pStyle w:val="Compact"/>
+        <w:spacing w:line="276" w:lineRule="auto" w:after="0"/>
+        <w:ind w:firstLine="420"/>
       </w:pPr>
       <w:r>
         <w:rPr>
@@ -3002,7 +3098,7 @@
       </w:pPr>
       <w:r>
         <w:rPr>
-          <w:rFonts w:ascii="黑体" w:hAnsi="黑体" w:eastAsia="黑体"/>
+          <w:rFonts w:ascii="宋体" w:hAnsi="宋体" w:eastAsia="宋体"/>
         </w:rPr>
         <w:t xml:space="preserve">12. 结论</w:t>
       </w:r>
@@ -3010,6 +3106,8 @@
     <w:p>
       <w:pPr>
         <w:pStyle w:val="FirstParagraph"/>
+        <w:spacing w:line="276" w:lineRule="auto" w:after="0"/>
+        <w:ind w:firstLine="420"/>
       </w:pPr>
       <w:r>
         <w:rPr>
@@ -3069,7 +3167,7 @@
     <w:bookmarkEnd w:id="37"/>
     <w:bookmarkEnd w:id="38"/>
     <w:sectPr>
-      <w:pgMar w:top="1361" w:bottom="1247" w:left="1417" w:right="1417"/>
+      <w:pgMar w:top="1440" w:bottom="1440" w:left="1797" w:right="1797"/>
     </w:sectPr>
   </w:body>
 </w:document>
@@ -3541,12 +3639,20 @@
       <w:spacing w:after="180" w:before="180"/>
     </w:pPr>
     <w:qFormat/>
+    <w:rPr>
+      <w:rFonts w:ascii="宋体" w:hAnsi="宋体" w:eastAsia="宋体"/>
+      <w:sz w:val="21"/>
+    </w:rPr>
   </w:style>
   <w:style w:customStyle="1" w:styleId="FirstParagraph" w:type="paragraph">
     <w:name w:val="First Paragraph"/>
     <w:basedOn w:val="BodyText"/>
     <w:next w:val="BodyText"/>
     <w:qFormat/>
+    <w:rPr>
+      <w:rFonts w:ascii="宋体" w:hAnsi="宋体" w:eastAsia="宋体"/>
+      <w:sz w:val="21"/>
+    </w:rPr>
   </w:style>
   <w:style w:customStyle="1" w:styleId="Compact" w:type="paragraph">
     <w:name w:val="Compact"/>
@@ -3555,6 +3661,10 @@
     <w:pPr>
       <w:spacing w:after="36" w:before="36"/>
     </w:pPr>
+    <w:rPr>
+      <w:rFonts w:ascii="宋体" w:hAnsi="宋体" w:eastAsia="宋体"/>
+      <w:sz w:val="21"/>
+    </w:rPr>
   </w:style>
   <w:style w:styleId="Title" w:type="paragraph">
     <w:name w:val="Title"/>
@@ -3572,7 +3682,7 @@
       <w:b/>
       <w:bCs/>
       <w:color w:themeColor="accent1" w:themeShade="B5" w:val="345A8A"/>
-      <w:sz w:val="40"/>
+      <w:sz w:val="36"/>
       <w:szCs w:val="36"/>
     </w:rPr>
   </w:style>
@@ -3648,11 +3758,11 @@
       <w:outlineLvl w:val="0"/>
     </w:pPr>
     <w:rPr>
-      <w:rFonts w:asciiTheme="majorHAnsi" w:cstheme="majorBidi" w:eastAsiaTheme="majorEastAsia" w:hAnsiTheme="majorHAnsi"/>
+      <w:rFonts w:asciiTheme="majorHAnsi" w:cstheme="majorBidi" w:eastAsiaTheme="majorEastAsia" w:hAnsiTheme="majorHAnsi" w:ascii="宋体" w:hAnsi="宋体" w:eastAsia="宋体"/>
       <w:b/>
       <w:bCs/>
       <w:color w:themeColor="accent1" w:val="4F81BD"/>
-      <w:sz w:val="32"/>
+      <w:sz w:val="48"/>
       <w:szCs w:val="32"/>
     </w:rPr>
   </w:style>
@@ -3670,11 +3780,11 @@
       <w:outlineLvl w:val="1"/>
     </w:pPr>
     <w:rPr>
-      <w:rFonts w:asciiTheme="majorHAnsi" w:cstheme="majorBidi" w:eastAsiaTheme="majorEastAsia" w:hAnsiTheme="majorHAnsi"/>
+      <w:rFonts w:asciiTheme="majorHAnsi" w:cstheme="majorBidi" w:eastAsiaTheme="majorEastAsia" w:hAnsiTheme="majorHAnsi" w:ascii="宋体" w:hAnsi="宋体" w:eastAsia="宋体"/>
       <w:b/>
       <w:bCs/>
       <w:color w:themeColor="accent1" w:val="4F81BD"/>
-      <w:sz w:val="28"/>
+      <w:sz w:val="36"/>
       <w:szCs w:val="28"/>
     </w:rPr>
   </w:style>
@@ -3692,11 +3802,11 @@
       <w:outlineLvl w:val="2"/>
     </w:pPr>
     <w:rPr>
-      <w:rFonts w:asciiTheme="majorHAnsi" w:cstheme="majorBidi" w:eastAsiaTheme="majorEastAsia" w:hAnsiTheme="majorHAnsi"/>
+      <w:rFonts w:asciiTheme="majorHAnsi" w:cstheme="majorBidi" w:eastAsiaTheme="majorEastAsia" w:hAnsiTheme="majorHAnsi" w:ascii="宋体" w:hAnsi="宋体" w:eastAsia="宋体"/>
       <w:b/>
       <w:bCs/>
       <w:color w:themeColor="accent1" w:val="4F81BD"/>
-      <w:sz w:val="24"/>
+      <w:sz w:val="27"/>
       <w:szCs w:val="24"/>
     </w:rPr>
   </w:style>
@@ -3714,8 +3824,9 @@
       <w:outlineLvl w:val="3"/>
     </w:pPr>
     <w:rPr>
-      <w:rFonts w:asciiTheme="majorHAnsi" w:cstheme="majorBidi" w:eastAsiaTheme="majorEastAsia" w:hAnsiTheme="majorHAnsi"/>
+      <w:rFonts w:asciiTheme="majorHAnsi" w:cstheme="majorBidi" w:eastAsiaTheme="majorEastAsia" w:hAnsiTheme="majorHAnsi" w:ascii="宋体" w:hAnsi="宋体" w:eastAsia="宋体"/>
       <w:i/>
+      <w:b/>
       <w:bCs/>
       <w:color w:themeColor="accent1" w:val="4F81BD"/>
       <w:sz w:val="24"/>

--- a/docx/mid-term/08_集成测试计划文档.docx
+++ b/docx/mid-term/08_集成测试计划文档.docx
@@ -38,6 +38,7 @@
         <w:rPr>
           <w:rFonts w:ascii="宋体" w:hAnsi="宋体" w:eastAsia="宋体"/>
           <w:b/>
+          <w:color w:val="000000"/>
           <w:sz w:val="48"/>
         </w:rPr>
         <w:t xml:space="preserve">工业轴承设备剩余寿命预测系统的实现：集成测试计划文档</w:t>
@@ -51,6 +52,7 @@
       <w:r>
         <w:rPr>
           <w:rFonts w:ascii="宋体" w:hAnsi="宋体" w:eastAsia="宋体"/>
+          <w:color w:val="000000"/>
         </w:rPr>
         <w:t xml:space="preserve">文档信息</w:t>
       </w:r>
@@ -85,6 +87,7 @@
               <w:rPr>
                 <w:rFonts w:ascii="宋体" w:hAnsi="宋体" w:eastAsia="宋体"/>
                 <w:b/>
+                <w:color w:val="000000"/>
                 <w:sz w:val="21"/>
               </w:rPr>
               <w:t xml:space="preserve">项目</w:t>
@@ -105,6 +108,7 @@
               <w:rPr>
                 <w:rFonts w:ascii="宋体" w:hAnsi="宋体" w:eastAsia="宋体"/>
                 <w:b/>
+                <w:color w:val="000000"/>
                 <w:sz w:val="21"/>
               </w:rPr>
               <w:t xml:space="preserve">内容</w:t>
@@ -123,6 +127,7 @@
             <w:r>
               <w:rPr>
                 <w:rFonts w:ascii="宋体" w:hAnsi="宋体" w:eastAsia="宋体"/>
+                <w:color w:val="000000"/>
                 <w:sz w:val="21"/>
               </w:rPr>
               <w:t xml:space="preserve">文档名称</w:t>
@@ -139,6 +144,7 @@
             <w:r>
               <w:rPr>
                 <w:rFonts w:ascii="宋体" w:hAnsi="宋体" w:eastAsia="宋体"/>
+                <w:color w:val="000000"/>
                 <w:sz w:val="21"/>
               </w:rPr>
               <w:t xml:space="preserve">集成测试计划文档</w:t>
@@ -157,6 +163,7 @@
             <w:r>
               <w:rPr>
                 <w:rFonts w:ascii="宋体" w:hAnsi="宋体" w:eastAsia="宋体"/>
+                <w:color w:val="000000"/>
                 <w:sz w:val="21"/>
               </w:rPr>
               <w:t xml:space="preserve">文档编号</w:t>
@@ -173,6 +180,7 @@
             <w:r>
               <w:rPr>
                 <w:rFonts w:ascii="宋体" w:hAnsi="宋体" w:eastAsia="宋体"/>
+                <w:color w:val="000000"/>
                 <w:sz w:val="21"/>
               </w:rPr>
               <w:t xml:space="preserve">SE-PHM-MID-08</w:t>
@@ -191,6 +199,7 @@
             <w:r>
               <w:rPr>
                 <w:rFonts w:ascii="宋体" w:hAnsi="宋体" w:eastAsia="宋体"/>
+                <w:color w:val="000000"/>
                 <w:sz w:val="21"/>
               </w:rPr>
               <w:t xml:space="preserve">文档阶段</w:t>
@@ -207,6 +216,7 @@
             <w:r>
               <w:rPr>
                 <w:rFonts w:ascii="宋体" w:hAnsi="宋体" w:eastAsia="宋体"/>
+                <w:color w:val="000000"/>
                 <w:sz w:val="21"/>
               </w:rPr>
               <w:t xml:space="preserve">中期</w:t>
@@ -225,6 +235,7 @@
             <w:r>
               <w:rPr>
                 <w:rFonts w:ascii="宋体" w:hAnsi="宋体" w:eastAsia="宋体"/>
+                <w:color w:val="000000"/>
                 <w:sz w:val="21"/>
               </w:rPr>
               <w:t xml:space="preserve">项目名称</w:t>
@@ -241,6 +252,7 @@
             <w:r>
               <w:rPr>
                 <w:rFonts w:ascii="宋体" w:hAnsi="宋体" w:eastAsia="宋体"/>
+                <w:color w:val="000000"/>
                 <w:sz w:val="21"/>
               </w:rPr>
               <w:t xml:space="preserve">工业轴承设备剩余寿命预测系统的实现</w:t>
@@ -259,6 +271,7 @@
             <w:r>
               <w:rPr>
                 <w:rFonts w:ascii="宋体" w:hAnsi="宋体" w:eastAsia="宋体"/>
+                <w:color w:val="000000"/>
                 <w:sz w:val="21"/>
               </w:rPr>
               <w:t xml:space="preserve">课程</w:t>
@@ -275,6 +288,7 @@
             <w:r>
               <w:rPr>
                 <w:rFonts w:ascii="宋体" w:hAnsi="宋体" w:eastAsia="宋体"/>
+                <w:color w:val="000000"/>
                 <w:sz w:val="21"/>
               </w:rPr>
               <w:t xml:space="preserve">中国科学技术大学软件学院《软件工程》</w:t>
@@ -293,6 +307,7 @@
             <w:r>
               <w:rPr>
                 <w:rFonts w:ascii="宋体" w:hAnsi="宋体" w:eastAsia="宋体"/>
+                <w:color w:val="000000"/>
                 <w:sz w:val="21"/>
               </w:rPr>
               <w:t xml:space="preserve">指导老师</w:t>
@@ -309,6 +324,7 @@
             <w:r>
               <w:rPr>
                 <w:rFonts w:ascii="宋体" w:hAnsi="宋体" w:eastAsia="宋体"/>
+                <w:color w:val="000000"/>
                 <w:sz w:val="21"/>
               </w:rPr>
               <w:t xml:space="preserve">zjf</w:t>
@@ -327,6 +343,7 @@
             <w:r>
               <w:rPr>
                 <w:rFonts w:ascii="宋体" w:hAnsi="宋体" w:eastAsia="宋体"/>
+                <w:color w:val="000000"/>
                 <w:sz w:val="21"/>
               </w:rPr>
               <w:t xml:space="preserve">小组成员</w:t>
@@ -343,6 +360,7 @@
             <w:r>
               <w:rPr>
                 <w:rFonts w:ascii="宋体" w:hAnsi="宋体" w:eastAsia="宋体"/>
+                <w:color w:val="000000"/>
                 <w:sz w:val="21"/>
               </w:rPr>
               <w:t xml:space="preserve">zyj、cyy、zdh、zy</w:t>
@@ -361,6 +379,7 @@
             <w:r>
               <w:rPr>
                 <w:rFonts w:ascii="宋体" w:hAnsi="宋体" w:eastAsia="宋体"/>
+                <w:color w:val="000000"/>
                 <w:sz w:val="21"/>
               </w:rPr>
               <w:t xml:space="preserve">文档负责人</w:t>
@@ -377,6 +396,7 @@
             <w:r>
               <w:rPr>
                 <w:rFonts w:ascii="宋体" w:hAnsi="宋体" w:eastAsia="宋体"/>
+                <w:color w:val="000000"/>
                 <w:sz w:val="21"/>
               </w:rPr>
               <w:t xml:space="preserve">zy</w:t>
@@ -395,6 +415,7 @@
             <w:r>
               <w:rPr>
                 <w:rFonts w:ascii="宋体" w:hAnsi="宋体" w:eastAsia="宋体"/>
+                <w:color w:val="000000"/>
                 <w:sz w:val="21"/>
               </w:rPr>
               <w:t xml:space="preserve">参与编写</w:t>
@@ -411,6 +432,7 @@
             <w:r>
               <w:rPr>
                 <w:rFonts w:ascii="宋体" w:hAnsi="宋体" w:eastAsia="宋体"/>
+                <w:color w:val="000000"/>
                 <w:sz w:val="21"/>
               </w:rPr>
               <w:t xml:space="preserve">zyj、cyy、zdh</w:t>
@@ -429,6 +451,7 @@
             <w:r>
               <w:rPr>
                 <w:rFonts w:ascii="宋体" w:hAnsi="宋体" w:eastAsia="宋体"/>
+                <w:color w:val="000000"/>
                 <w:sz w:val="21"/>
               </w:rPr>
               <w:t xml:space="preserve">版本</w:t>
@@ -445,6 +468,7 @@
             <w:r>
               <w:rPr>
                 <w:rFonts w:ascii="宋体" w:hAnsi="宋体" w:eastAsia="宋体"/>
+                <w:color w:val="000000"/>
                 <w:sz w:val="21"/>
               </w:rPr>
               <w:t xml:space="preserve">V3.0</w:t>
@@ -463,6 +487,7 @@
             <w:r>
               <w:rPr>
                 <w:rFonts w:ascii="宋体" w:hAnsi="宋体" w:eastAsia="宋体"/>
+                <w:color w:val="000000"/>
                 <w:sz w:val="21"/>
               </w:rPr>
               <w:t xml:space="preserve">修订日期</w:t>
@@ -479,6 +504,7 @@
             <w:r>
               <w:rPr>
                 <w:rFonts w:ascii="宋体" w:hAnsi="宋体" w:eastAsia="宋体"/>
+                <w:color w:val="000000"/>
                 <w:sz w:val="21"/>
               </w:rPr>
               <w:t xml:space="preserve">2026-06-14</w:t>
@@ -497,6 +523,7 @@
             <w:r>
               <w:rPr>
                 <w:rFonts w:ascii="宋体" w:hAnsi="宋体" w:eastAsia="宋体"/>
+                <w:color w:val="000000"/>
                 <w:sz w:val="21"/>
               </w:rPr>
               <w:t xml:space="preserve">归档形式</w:t>
@@ -513,6 +540,7 @@
             <w:r>
               <w:rPr>
                 <w:rFonts w:ascii="宋体" w:hAnsi="宋体" w:eastAsia="宋体"/>
+                <w:color w:val="000000"/>
                 <w:sz w:val="21"/>
               </w:rPr>
               <w:t xml:space="preserve">Markdown 源文件、PDF、DOCX</w:t>
@@ -531,6 +559,7 @@
             <w:r>
               <w:rPr>
                 <w:rFonts w:ascii="宋体" w:hAnsi="宋体" w:eastAsia="宋体"/>
+                <w:color w:val="000000"/>
                 <w:sz w:val="21"/>
               </w:rPr>
               <w:t xml:space="preserve">内容基线</w:t>
@@ -547,6 +576,7 @@
             <w:r>
               <w:rPr>
                 <w:rFonts w:ascii="宋体" w:hAnsi="宋体" w:eastAsia="宋体"/>
+                <w:color w:val="000000"/>
                 <w:sz w:val="21"/>
               </w:rPr>
               <w:t xml:space="preserve">跨模块集成链路、联调策略和通过准则</w:t>
@@ -564,6 +594,7 @@
       <w:r>
         <w:rPr>
           <w:rFonts w:ascii="宋体" w:hAnsi="宋体" w:eastAsia="宋体"/>
+          <w:color w:val="000000"/>
         </w:rPr>
         <w:t xml:space="preserve">修订记录</w:t>
       </w:r>
@@ -598,6 +629,7 @@
               <w:rPr>
                 <w:rFonts w:ascii="宋体" w:hAnsi="宋体" w:eastAsia="宋体"/>
                 <w:b/>
+                <w:color w:val="000000"/>
                 <w:sz w:val="21"/>
               </w:rPr>
               <w:t xml:space="preserve">版本</w:t>
@@ -618,6 +650,7 @@
               <w:rPr>
                 <w:rFonts w:ascii="宋体" w:hAnsi="宋体" w:eastAsia="宋体"/>
                 <w:b/>
+                <w:color w:val="000000"/>
                 <w:sz w:val="21"/>
               </w:rPr>
               <w:t xml:space="preserve">日期</w:t>
@@ -638,6 +671,7 @@
               <w:rPr>
                 <w:rFonts w:ascii="宋体" w:hAnsi="宋体" w:eastAsia="宋体"/>
                 <w:b/>
+                <w:color w:val="000000"/>
                 <w:sz w:val="21"/>
               </w:rPr>
               <w:t xml:space="preserve">编写人</w:t>
@@ -658,6 +692,7 @@
               <w:rPr>
                 <w:rFonts w:ascii="宋体" w:hAnsi="宋体" w:eastAsia="宋体"/>
                 <w:b/>
+                <w:color w:val="000000"/>
                 <w:sz w:val="21"/>
               </w:rPr>
               <w:t xml:space="preserve">说明</w:t>
@@ -676,6 +711,7 @@
             <w:r>
               <w:rPr>
                 <w:rFonts w:ascii="宋体" w:hAnsi="宋体" w:eastAsia="宋体"/>
+                <w:color w:val="000000"/>
                 <w:sz w:val="21"/>
               </w:rPr>
               <w:t xml:space="preserve">V1.0</w:t>
@@ -692,6 +728,7 @@
             <w:r>
               <w:rPr>
                 <w:rFonts w:ascii="宋体" w:hAnsi="宋体" w:eastAsia="宋体"/>
+                <w:color w:val="000000"/>
                 <w:sz w:val="21"/>
               </w:rPr>
               <w:t xml:space="preserve">2025-11-10</w:t>
@@ -708,6 +745,7 @@
             <w:r>
               <w:rPr>
                 <w:rFonts w:ascii="宋体" w:hAnsi="宋体" w:eastAsia="宋体"/>
+                <w:color w:val="000000"/>
                 <w:sz w:val="21"/>
               </w:rPr>
               <w:t xml:space="preserve">项目组</w:t>
@@ -724,6 +762,7 @@
             <w:r>
               <w:rPr>
                 <w:rFonts w:ascii="宋体" w:hAnsi="宋体" w:eastAsia="宋体"/>
+                <w:color w:val="000000"/>
                 <w:sz w:val="21"/>
               </w:rPr>
               <w:t xml:space="preserve">完成初版课程文档</w:t>
@@ -742,6 +781,7 @@
             <w:r>
               <w:rPr>
                 <w:rFonts w:ascii="宋体" w:hAnsi="宋体" w:eastAsia="宋体"/>
+                <w:color w:val="000000"/>
                 <w:sz w:val="21"/>
               </w:rPr>
               <w:t xml:space="preserve">V2.0</w:t>
@@ -758,6 +798,7 @@
             <w:r>
               <w:rPr>
                 <w:rFonts w:ascii="宋体" w:hAnsi="宋体" w:eastAsia="宋体"/>
+                <w:color w:val="000000"/>
                 <w:sz w:val="21"/>
               </w:rPr>
               <w:t xml:space="preserve">2026-03-12</w:t>
@@ -774,6 +815,7 @@
             <w:r>
               <w:rPr>
                 <w:rFonts w:ascii="宋体" w:hAnsi="宋体" w:eastAsia="宋体"/>
+                <w:color w:val="000000"/>
                 <w:sz w:val="21"/>
               </w:rPr>
               <w:t xml:space="preserve">项目组</w:t>
@@ -790,6 +832,7 @@
             <w:r>
               <w:rPr>
                 <w:rFonts w:ascii="宋体" w:hAnsi="宋体" w:eastAsia="宋体"/>
+                <w:color w:val="000000"/>
                 <w:sz w:val="21"/>
               </w:rPr>
               <w:t xml:space="preserve">统一项目名称、技术基线和阶段交付内容</w:t>
@@ -808,6 +851,7 @@
             <w:r>
               <w:rPr>
                 <w:rFonts w:ascii="宋体" w:hAnsi="宋体" w:eastAsia="宋体"/>
+                <w:color w:val="000000"/>
                 <w:sz w:val="21"/>
               </w:rPr>
               <w:t xml:space="preserve">V3.0</w:t>
@@ -824,6 +868,7 @@
             <w:r>
               <w:rPr>
                 <w:rFonts w:ascii="宋体" w:hAnsi="宋体" w:eastAsia="宋体"/>
+                <w:color w:val="000000"/>
                 <w:sz w:val="21"/>
               </w:rPr>
               <w:t xml:space="preserve">2026-06-14</w:t>
@@ -840,6 +885,7 @@
             <w:r>
               <w:rPr>
                 <w:rFonts w:ascii="宋体" w:hAnsi="宋体" w:eastAsia="宋体"/>
+                <w:color w:val="000000"/>
                 <w:sz w:val="21"/>
               </w:rPr>
               <w:t xml:space="preserve">项目组</w:t>
@@ -856,6 +902,7 @@
             <w:r>
               <w:rPr>
                 <w:rFonts w:ascii="宋体" w:hAnsi="宋体" w:eastAsia="宋体"/>
+                <w:color w:val="000000"/>
                 <w:sz w:val="21"/>
               </w:rPr>
               <w:t xml:space="preserve">参考课程交付样例统一封面与归档格式，补充数据理解、技术难点、测试验收和 DOCX 交付信息</w:t>
@@ -873,6 +920,7 @@
       <w:r>
         <w:rPr>
           <w:rFonts w:ascii="宋体" w:hAnsi="宋体" w:eastAsia="宋体"/>
+          <w:color w:val="000000"/>
         </w:rPr>
         <w:t xml:space="preserve">1. 测试目标</w:t>
       </w:r>
@@ -886,6 +934,7 @@
       <w:r>
         <w:rPr>
           <w:rFonts w:ascii="宋体" w:hAnsi="宋体" w:eastAsia="宋体"/>
+          <w:color w:val="000000"/>
         </w:rPr>
         <w:t xml:space="preserve">集成测试的目标是验证模块之间的协作是否正确，而不是单独验证某个函数。对于本项目，关键在于确认数据导入、预处理、标签构造、训练、评估和可视化能够按预期串联。</w:t>
       </w:r>
@@ -899,6 +948,7 @@
       <w:r>
         <w:rPr>
           <w:rFonts w:ascii="宋体" w:hAnsi="宋体" w:eastAsia="宋体"/>
+          <w:color w:val="000000"/>
         </w:rPr>
         <w:t xml:space="preserve">2. 集成范围</w:t>
       </w:r>
@@ -912,6 +962,7 @@
       <w:r>
         <w:rPr>
           <w:rFonts w:ascii="宋体" w:hAnsi="宋体" w:eastAsia="宋体"/>
+          <w:color w:val="000000"/>
         </w:rPr>
         <w:t xml:space="preserve">集成测试覆盖以下跨模块流程：</w:t>
       </w:r>
@@ -929,6 +980,7 @@
       <w:r>
         <w:rPr>
           <w:rFonts w:ascii="宋体" w:hAnsi="宋体" w:eastAsia="宋体"/>
+          <w:color w:val="000000"/>
         </w:rPr>
         <w:t xml:space="preserve">数据集加载到标签构造流程。</w:t>
       </w:r>
@@ -946,6 +998,7 @@
       <w:r>
         <w:rPr>
           <w:rFonts w:ascii="宋体" w:hAnsi="宋体" w:eastAsia="宋体"/>
+          <w:color w:val="000000"/>
         </w:rPr>
         <w:t xml:space="preserve">标签构造到模型训练流程。</w:t>
       </w:r>
@@ -963,6 +1016,7 @@
       <w:r>
         <w:rPr>
           <w:rFonts w:ascii="宋体" w:hAnsi="宋体" w:eastAsia="宋体"/>
+          <w:color w:val="000000"/>
         </w:rPr>
         <w:t xml:space="preserve">训练到评估与结果导出流程。</w:t>
       </w:r>
@@ -980,6 +1034,7 @@
       <w:r>
         <w:rPr>
           <w:rFonts w:ascii="宋体" w:hAnsi="宋体" w:eastAsia="宋体"/>
+          <w:color w:val="000000"/>
         </w:rPr>
         <w:t xml:space="preserve">评估到可视化展示流程。</w:t>
       </w:r>
@@ -993,6 +1048,7 @@
       <w:r>
         <w:rPr>
           <w:rFonts w:ascii="宋体" w:hAnsi="宋体" w:eastAsia="宋体"/>
+          <w:color w:val="000000"/>
         </w:rPr>
         <w:t xml:space="preserve">3. 模块集成关系说明</w:t>
       </w:r>
@@ -1005,12 +1061,14 @@
         <w:rPr>
           <w:rStyle w:val="VerbatimChar"/>
           <w:rFonts w:ascii="宋体" w:hAnsi="宋体" w:eastAsia="宋体"/>
+          <w:color w:val="000000"/>
         </w:rPr>
         <w:t xml:space="preserve">Loader</w:t>
       </w:r>
       <w:r>
         <w:rPr>
           <w:rFonts w:ascii="宋体" w:hAnsi="宋体" w:eastAsia="宋体"/>
+          <w:color w:val="000000"/>
         </w:rPr>
         <w:br/>
       </w:r>
@@ -1018,12 +1076,14 @@
         <w:rPr>
           <w:rStyle w:val="VerbatimChar"/>
           <w:rFonts w:ascii="宋体" w:hAnsi="宋体" w:eastAsia="宋体"/>
+          <w:color w:val="000000"/>
         </w:rPr>
         <w:t xml:space="preserve">  ↓</w:t>
       </w:r>
       <w:r>
         <w:rPr>
           <w:rFonts w:ascii="宋体" w:hAnsi="宋体" w:eastAsia="宋体"/>
+          <w:color w:val="000000"/>
         </w:rPr>
         <w:br/>
       </w:r>
@@ -1031,12 +1091,14 @@
         <w:rPr>
           <w:rStyle w:val="VerbatimChar"/>
           <w:rFonts w:ascii="宋体" w:hAnsi="宋体" w:eastAsia="宋体"/>
+          <w:color w:val="000000"/>
         </w:rPr>
         <w:t xml:space="preserve">Entity / Dataset</w:t>
       </w:r>
       <w:r>
         <w:rPr>
           <w:rFonts w:ascii="宋体" w:hAnsi="宋体" w:eastAsia="宋体"/>
+          <w:color w:val="000000"/>
         </w:rPr>
         <w:br/>
       </w:r>
@@ -1044,12 +1106,14 @@
         <w:rPr>
           <w:rStyle w:val="VerbatimChar"/>
           <w:rFonts w:ascii="宋体" w:hAnsi="宋体" w:eastAsia="宋体"/>
+          <w:color w:val="000000"/>
         </w:rPr>
         <w:t xml:space="preserve">  ↓</w:t>
       </w:r>
       <w:r>
         <w:rPr>
           <w:rFonts w:ascii="宋体" w:hAnsi="宋体" w:eastAsia="宋体"/>
+          <w:color w:val="000000"/>
         </w:rPr>
         <w:br/>
       </w:r>
@@ -1057,12 +1121,14 @@
         <w:rPr>
           <w:rStyle w:val="VerbatimChar"/>
           <w:rFonts w:ascii="宋体" w:hAnsi="宋体" w:eastAsia="宋体"/>
+          <w:color w:val="000000"/>
         </w:rPr>
         <w:t xml:space="preserve">Preprocess / Feature</w:t>
       </w:r>
       <w:r>
         <w:rPr>
           <w:rFonts w:ascii="宋体" w:hAnsi="宋体" w:eastAsia="宋体"/>
+          <w:color w:val="000000"/>
         </w:rPr>
         <w:br/>
       </w:r>
@@ -1070,12 +1136,14 @@
         <w:rPr>
           <w:rStyle w:val="VerbatimChar"/>
           <w:rFonts w:ascii="宋体" w:hAnsi="宋体" w:eastAsia="宋体"/>
+          <w:color w:val="000000"/>
         </w:rPr>
         <w:t xml:space="preserve">  ↓</w:t>
       </w:r>
       <w:r>
         <w:rPr>
           <w:rFonts w:ascii="宋体" w:hAnsi="宋体" w:eastAsia="宋体"/>
+          <w:color w:val="000000"/>
         </w:rPr>
         <w:br/>
       </w:r>
@@ -1083,12 +1151,14 @@
         <w:rPr>
           <w:rStyle w:val="VerbatimChar"/>
           <w:rFonts w:ascii="宋体" w:hAnsi="宋体" w:eastAsia="宋体"/>
+          <w:color w:val="000000"/>
         </w:rPr>
         <w:t xml:space="preserve">Labeler</w:t>
       </w:r>
       <w:r>
         <w:rPr>
           <w:rFonts w:ascii="宋体" w:hAnsi="宋体" w:eastAsia="宋体"/>
+          <w:color w:val="000000"/>
         </w:rPr>
         <w:br/>
       </w:r>
@@ -1096,12 +1166,14 @@
         <w:rPr>
           <w:rStyle w:val="VerbatimChar"/>
           <w:rFonts w:ascii="宋体" w:hAnsi="宋体" w:eastAsia="宋体"/>
+          <w:color w:val="000000"/>
         </w:rPr>
         <w:t xml:space="preserve">  ↓</w:t>
       </w:r>
       <w:r>
         <w:rPr>
           <w:rFonts w:ascii="宋体" w:hAnsi="宋体" w:eastAsia="宋体"/>
+          <w:color w:val="000000"/>
         </w:rPr>
         <w:br/>
       </w:r>
@@ -1109,12 +1181,14 @@
         <w:rPr>
           <w:rStyle w:val="VerbatimChar"/>
           <w:rFonts w:ascii="宋体" w:hAnsi="宋体" w:eastAsia="宋体"/>
+          <w:color w:val="000000"/>
         </w:rPr>
         <w:t xml:space="preserve">Trainer / Model / Callback</w:t>
       </w:r>
       <w:r>
         <w:rPr>
           <w:rFonts w:ascii="宋体" w:hAnsi="宋体" w:eastAsia="宋体"/>
+          <w:color w:val="000000"/>
         </w:rPr>
         <w:br/>
       </w:r>
@@ -1122,12 +1196,14 @@
         <w:rPr>
           <w:rStyle w:val="VerbatimChar"/>
           <w:rFonts w:ascii="宋体" w:hAnsi="宋体" w:eastAsia="宋体"/>
+          <w:color w:val="000000"/>
         </w:rPr>
         <w:t xml:space="preserve">  ↓</w:t>
       </w:r>
       <w:r>
         <w:rPr>
           <w:rFonts w:ascii="宋体" w:hAnsi="宋体" w:eastAsia="宋体"/>
+          <w:color w:val="000000"/>
         </w:rPr>
         <w:br/>
       </w:r>
@@ -1135,12 +1211,14 @@
         <w:rPr>
           <w:rStyle w:val="VerbatimChar"/>
           <w:rFonts w:ascii="宋体" w:hAnsi="宋体" w:eastAsia="宋体"/>
+          <w:color w:val="000000"/>
         </w:rPr>
         <w:t xml:space="preserve">Tester / Predictor</w:t>
       </w:r>
       <w:r>
         <w:rPr>
           <w:rFonts w:ascii="宋体" w:hAnsi="宋体" w:eastAsia="宋体"/>
+          <w:color w:val="000000"/>
         </w:rPr>
         <w:br/>
       </w:r>
@@ -1148,12 +1226,14 @@
         <w:rPr>
           <w:rStyle w:val="VerbatimChar"/>
           <w:rFonts w:ascii="宋体" w:hAnsi="宋体" w:eastAsia="宋体"/>
+          <w:color w:val="000000"/>
         </w:rPr>
         <w:t xml:space="preserve">  ↓</w:t>
       </w:r>
       <w:r>
         <w:rPr>
           <w:rFonts w:ascii="宋体" w:hAnsi="宋体" w:eastAsia="宋体"/>
+          <w:color w:val="000000"/>
         </w:rPr>
         <w:br/>
       </w:r>
@@ -1161,6 +1241,7 @@
         <w:rPr>
           <w:rStyle w:val="VerbatimChar"/>
           <w:rFonts w:ascii="宋体" w:hAnsi="宋体" w:eastAsia="宋体"/>
+          <w:color w:val="000000"/>
         </w:rPr>
         <w:t xml:space="preserve">Evaluator / Visualizer / Serializer</w:t>
       </w:r>
@@ -1174,6 +1255,7 @@
       <w:r>
         <w:rPr>
           <w:rFonts w:ascii="宋体" w:hAnsi="宋体" w:eastAsia="宋体"/>
+          <w:color w:val="000000"/>
         </w:rPr>
         <w:t xml:space="preserve">模块关系的核心在于输入输出对象必须统一，任何一个环节的字段或形状变化都可能导致后续流程失效。</w:t>
       </w:r>
@@ -1187,6 +1269,7 @@
       <w:r>
         <w:rPr>
           <w:rFonts w:ascii="宋体" w:hAnsi="宋体" w:eastAsia="宋体"/>
+          <w:color w:val="000000"/>
         </w:rPr>
         <w:t xml:space="preserve">4. 集成测试环境</w:t>
       </w:r>
@@ -1221,6 +1304,7 @@
               <w:rPr>
                 <w:rFonts w:ascii="宋体" w:hAnsi="宋体" w:eastAsia="宋体"/>
                 <w:b/>
+                <w:color w:val="000000"/>
                 <w:sz w:val="21"/>
               </w:rPr>
               <w:t xml:space="preserve">项目</w:t>
@@ -1241,6 +1325,7 @@
               <w:rPr>
                 <w:rFonts w:ascii="宋体" w:hAnsi="宋体" w:eastAsia="宋体"/>
                 <w:b/>
+                <w:color w:val="000000"/>
                 <w:sz w:val="21"/>
               </w:rPr>
               <w:t xml:space="preserve">要求</w:t>
@@ -1259,6 +1344,7 @@
             <w:r>
               <w:rPr>
                 <w:rFonts w:ascii="宋体" w:hAnsi="宋体" w:eastAsia="宋体"/>
+                <w:color w:val="000000"/>
                 <w:sz w:val="21"/>
               </w:rPr>
               <w:t xml:space="preserve">Python</w:t>
@@ -1275,6 +1361,7 @@
             <w:r>
               <w:rPr>
                 <w:rFonts w:ascii="宋体" w:hAnsi="宋体" w:eastAsia="宋体"/>
+                <w:color w:val="000000"/>
                 <w:sz w:val="21"/>
               </w:rPr>
               <w:t xml:space="preserve">3.11+</w:t>
@@ -1293,6 +1380,7 @@
             <w:r>
               <w:rPr>
                 <w:rFonts w:ascii="宋体" w:hAnsi="宋体" w:eastAsia="宋体"/>
+                <w:color w:val="000000"/>
                 <w:sz w:val="21"/>
               </w:rPr>
               <w:t xml:space="preserve">环境管理</w:t>
@@ -1309,6 +1397,7 @@
             <w:r>
               <w:rPr>
                 <w:rFonts w:ascii="宋体" w:hAnsi="宋体" w:eastAsia="宋体"/>
+                <w:color w:val="000000"/>
                 <w:sz w:val="21"/>
               </w:rPr>
               <w:t xml:space="preserve">uv</w:t>
@@ -1327,6 +1416,7 @@
             <w:r>
               <w:rPr>
                 <w:rFonts w:ascii="宋体" w:hAnsi="宋体" w:eastAsia="宋体"/>
+                <w:color w:val="000000"/>
                 <w:sz w:val="21"/>
               </w:rPr>
               <w:t xml:space="preserve">数据来源</w:t>
@@ -1343,6 +1433,7 @@
             <w:r>
               <w:rPr>
                 <w:rFonts w:ascii="宋体" w:hAnsi="宋体" w:eastAsia="宋体"/>
+                <w:color w:val="000000"/>
                 <w:sz w:val="21"/>
               </w:rPr>
               <w:t xml:space="preserve">合成数据 + 真实数据小样本</w:t>
@@ -1361,6 +1452,7 @@
             <w:r>
               <w:rPr>
                 <w:rFonts w:ascii="宋体" w:hAnsi="宋体" w:eastAsia="宋体"/>
+                <w:color w:val="000000"/>
                 <w:sz w:val="21"/>
               </w:rPr>
               <w:t xml:space="preserve">工具</w:t>
@@ -1377,6 +1469,7 @@
             <w:r>
               <w:rPr>
                 <w:rFonts w:ascii="宋体" w:hAnsi="宋体" w:eastAsia="宋体"/>
+                <w:color w:val="000000"/>
                 <w:sz w:val="21"/>
               </w:rPr>
               <w:t xml:space="preserve">pytest、TensorBoard、Pandoc（文档链路验证）</w:t>
@@ -1394,6 +1487,7 @@
       <w:r>
         <w:rPr>
           <w:rFonts w:ascii="宋体" w:hAnsi="宋体" w:eastAsia="宋体"/>
+          <w:color w:val="000000"/>
         </w:rPr>
         <w:t xml:space="preserve">5. 集成测试策略</w:t>
       </w:r>
@@ -1407,6 +1501,7 @@
       <w:r>
         <w:rPr>
           <w:rFonts w:ascii="宋体" w:hAnsi="宋体" w:eastAsia="宋体"/>
+          <w:color w:val="000000"/>
         </w:rPr>
         <w:t xml:space="preserve">项目采用增量集成策略：</w:t>
       </w:r>
@@ -1424,6 +1519,7 @@
       <w:r>
         <w:rPr>
           <w:rFonts w:ascii="宋体" w:hAnsi="宋体" w:eastAsia="宋体"/>
+          <w:color w:val="000000"/>
         </w:rPr>
         <w:t xml:space="preserve">先集成数据主线：loader、entity、preprocess、labeler。</w:t>
       </w:r>
@@ -1441,6 +1537,7 @@
       <w:r>
         <w:rPr>
           <w:rFonts w:ascii="宋体" w:hAnsi="宋体" w:eastAsia="宋体"/>
+          <w:color w:val="000000"/>
         </w:rPr>
         <w:t xml:space="preserve">再集成训练主线：model、trainer、callback、tester。</w:t>
       </w:r>
@@ -1458,6 +1555,7 @@
       <w:r>
         <w:rPr>
           <w:rFonts w:ascii="宋体" w:hAnsi="宋体" w:eastAsia="宋体"/>
+          <w:color w:val="000000"/>
         </w:rPr>
         <w:t xml:space="preserve">最后集成结果主线：evaluator、visualizer、serializer。</w:t>
       </w:r>
@@ -1471,6 +1569,7 @@
       <w:r>
         <w:rPr>
           <w:rFonts w:ascii="宋体" w:hAnsi="宋体" w:eastAsia="宋体"/>
+          <w:color w:val="000000"/>
         </w:rPr>
         <w:t xml:space="preserve">这种策略便于快速定位问题来源，避免一次性接太多模块导致排错困难。</w:t>
       </w:r>
@@ -1484,6 +1583,7 @@
       <w:r>
         <w:rPr>
           <w:rFonts w:ascii="宋体" w:hAnsi="宋体" w:eastAsia="宋体"/>
+          <w:color w:val="000000"/>
         </w:rPr>
         <w:t xml:space="preserve">6. 核心业务流程测试</w:t>
       </w:r>
@@ -1496,6 +1596,7 @@
       <w:r>
         <w:rPr>
           <w:rFonts w:ascii="宋体" w:hAnsi="宋体" w:eastAsia="宋体"/>
+          <w:color w:val="000000"/>
         </w:rPr>
         <w:t xml:space="preserve">6.1 RUL 回归流程</w:t>
       </w:r>
@@ -1513,6 +1614,7 @@
       <w:r>
         <w:rPr>
           <w:rFonts w:ascii="宋体" w:hAnsi="宋体" w:eastAsia="宋体"/>
+          <w:color w:val="000000"/>
         </w:rPr>
         <w:t xml:space="preserve">加载真实或合成轴承数据。</w:t>
       </w:r>
@@ -1530,6 +1632,7 @@
       <w:r>
         <w:rPr>
           <w:rFonts w:ascii="宋体" w:hAnsi="宋体" w:eastAsia="宋体"/>
+          <w:color w:val="000000"/>
         </w:rPr>
         <w:t xml:space="preserve">构造 RUL 数据集。</w:t>
       </w:r>
@@ -1547,6 +1650,7 @@
       <w:r>
         <w:rPr>
           <w:rFonts w:ascii="宋体" w:hAnsi="宋体" w:eastAsia="宋体"/>
+          <w:color w:val="000000"/>
         </w:rPr>
         <w:t xml:space="preserve">训练 CNN 或 RNN 模型。</w:t>
       </w:r>
@@ -1564,6 +1668,7 @@
       <w:r>
         <w:rPr>
           <w:rFonts w:ascii="宋体" w:hAnsi="宋体" w:eastAsia="宋体"/>
+          <w:color w:val="000000"/>
         </w:rPr>
         <w:t xml:space="preserve">运行测试与评估。</w:t>
       </w:r>
@@ -1581,6 +1686,7 @@
       <w:r>
         <w:rPr>
           <w:rFonts w:ascii="宋体" w:hAnsi="宋体" w:eastAsia="宋体"/>
+          <w:color w:val="000000"/>
         </w:rPr>
         <w:t xml:space="preserve">导出预测曲线和结果文件。</w:t>
       </w:r>
@@ -1594,6 +1700,7 @@
       <w:r>
         <w:rPr>
           <w:rFonts w:ascii="宋体" w:hAnsi="宋体" w:eastAsia="宋体"/>
+          <w:color w:val="000000"/>
         </w:rPr>
         <w:t xml:space="preserve">6.2 退化阶段标注与可视化流程</w:t>
       </w:r>
@@ -1611,6 +1718,7 @@
       <w:r>
         <w:rPr>
           <w:rFonts w:ascii="宋体" w:hAnsi="宋体" w:eastAsia="宋体"/>
+          <w:color w:val="000000"/>
         </w:rPr>
         <w:t xml:space="preserve">加载轴承数据。</w:t>
       </w:r>
@@ -1628,6 +1736,7 @@
       <w:r>
         <w:rPr>
           <w:rFonts w:ascii="宋体" w:hAnsi="宋体" w:eastAsia="宋体"/>
+          <w:color w:val="000000"/>
         </w:rPr>
         <w:t xml:space="preserve">使用 3sigma 或 FPT 划分阶段。</w:t>
       </w:r>
@@ -1645,6 +1754,7 @@
       <w:r>
         <w:rPr>
           <w:rFonts w:ascii="宋体" w:hAnsi="宋体" w:eastAsia="宋体"/>
+          <w:color w:val="000000"/>
         </w:rPr>
         <w:t xml:space="preserve">构造退化阶段标注数据集。</w:t>
       </w:r>
@@ -1662,6 +1772,7 @@
       <w:r>
         <w:rPr>
           <w:rFonts w:ascii="宋体" w:hAnsi="宋体" w:eastAsia="宋体"/>
+          <w:color w:val="000000"/>
         </w:rPr>
         <w:t xml:space="preserve">生成退化阶段标注并训练序列预测或可视化模型。</w:t>
       </w:r>
@@ -1679,6 +1790,7 @@
       <w:r>
         <w:rPr>
           <w:rFonts w:ascii="宋体" w:hAnsi="宋体" w:eastAsia="宋体"/>
+          <w:color w:val="000000"/>
         </w:rPr>
         <w:t xml:space="preserve">导出误差分布图和退化阶段图。</w:t>
       </w:r>
@@ -1692,6 +1804,7 @@
       <w:r>
         <w:rPr>
           <w:rFonts w:ascii="宋体" w:hAnsi="宋体" w:eastAsia="宋体"/>
+          <w:color w:val="000000"/>
         </w:rPr>
         <w:t xml:space="preserve">6.3 健康指标滚动预测流程</w:t>
       </w:r>
@@ -1709,6 +1822,7 @@
       <w:r>
         <w:rPr>
           <w:rFonts w:ascii="宋体" w:hAnsi="宋体" w:eastAsia="宋体"/>
+          <w:color w:val="000000"/>
         </w:rPr>
         <w:t xml:space="preserve">先生成健康指标序列。</w:t>
       </w:r>
@@ -1726,6 +1840,7 @@
       <w:r>
         <w:rPr>
           <w:rFonts w:ascii="宋体" w:hAnsi="宋体" w:eastAsia="宋体"/>
+          <w:color w:val="000000"/>
         </w:rPr>
         <w:t xml:space="preserve">构造序列预测数据集。</w:t>
       </w:r>
@@ -1743,6 +1858,7 @@
       <w:r>
         <w:rPr>
           <w:rFonts w:ascii="宋体" w:hAnsi="宋体" w:eastAsia="宋体"/>
+          <w:color w:val="000000"/>
         </w:rPr>
         <w:t xml:space="preserve">使用 RollingPredictor 进行单步或多步预测。</w:t>
       </w:r>
@@ -1760,6 +1876,7 @@
       <w:r>
         <w:rPr>
           <w:rFonts w:ascii="宋体" w:hAnsi="宋体" w:eastAsia="宋体"/>
+          <w:color w:val="000000"/>
         </w:rPr>
         <w:t xml:space="preserve">检查预测结果长度和导出文件。</w:t>
       </w:r>
@@ -1774,6 +1891,7 @@
       <w:r>
         <w:rPr>
           <w:rFonts w:ascii="宋体" w:hAnsi="宋体" w:eastAsia="宋体"/>
+          <w:color w:val="000000"/>
         </w:rPr>
         <w:t xml:space="preserve">7. 数据流转测试</w:t>
       </w:r>
@@ -1787,6 +1905,7 @@
       <w:r>
         <w:rPr>
           <w:rFonts w:ascii="宋体" w:hAnsi="宋体" w:eastAsia="宋体"/>
+          <w:color w:val="000000"/>
         </w:rPr>
         <w:t xml:space="preserve">集成测试中需要重点检查以下数据流转节点：</w:t>
       </w:r>
@@ -1804,6 +1923,7 @@
       <w:r>
         <w:rPr>
           <w:rFonts w:ascii="宋体" w:hAnsi="宋体" w:eastAsia="宋体"/>
+          <w:color w:val="000000"/>
         </w:rPr>
         <w:t xml:space="preserve">loader 输出的实体对象是否包含后续所需元数据。</w:t>
       </w:r>
@@ -1821,6 +1941,7 @@
       <w:r>
         <w:rPr>
           <w:rFonts w:ascii="宋体" w:hAnsi="宋体" w:eastAsia="宋体"/>
+          <w:color w:val="000000"/>
         </w:rPr>
         <w:t xml:space="preserve">labeler 输出的数据集是否能被 trainer 直接消费。</w:t>
       </w:r>
@@ -1838,6 +1959,7 @@
       <w:r>
         <w:rPr>
           <w:rFonts w:ascii="宋体" w:hAnsi="宋体" w:eastAsia="宋体"/>
+          <w:color w:val="000000"/>
         </w:rPr>
         <w:t xml:space="preserve">tester 输出的预测结果是否能被 evaluator 和 visualizer 复用。</w:t>
       </w:r>
@@ -1855,6 +1977,7 @@
       <w:r>
         <w:rPr>
           <w:rFonts w:ascii="宋体" w:hAnsi="宋体" w:eastAsia="宋体"/>
+          <w:color w:val="000000"/>
         </w:rPr>
         <w:t xml:space="preserve">experiment tracker 是否能正确保存训练配置和结果。</w:t>
       </w:r>
@@ -1867,6 +1990,7 @@
       <w:r>
         <w:rPr>
           <w:rFonts w:ascii="宋体" w:hAnsi="宋体" w:eastAsia="宋体"/>
+          <w:color w:val="000000"/>
         </w:rPr>
         <w:t xml:space="preserve">7.1 端到端数据流检查点</w:t>
       </w:r>
@@ -1901,6 +2025,7 @@
               <w:rPr>
                 <w:rFonts w:ascii="宋体" w:hAnsi="宋体" w:eastAsia="宋体"/>
                 <w:b/>
+                <w:color w:val="000000"/>
                 <w:sz w:val="21"/>
               </w:rPr>
               <w:t xml:space="preserve">检查点</w:t>
@@ -1921,6 +2046,7 @@
               <w:rPr>
                 <w:rFonts w:ascii="宋体" w:hAnsi="宋体" w:eastAsia="宋体"/>
                 <w:b/>
+                <w:color w:val="000000"/>
                 <w:sz w:val="21"/>
               </w:rPr>
               <w:t xml:space="preserve">上游模块</w:t>
@@ -1941,6 +2067,7 @@
               <w:rPr>
                 <w:rFonts w:ascii="宋体" w:hAnsi="宋体" w:eastAsia="宋体"/>
                 <w:b/>
+                <w:color w:val="000000"/>
                 <w:sz w:val="21"/>
               </w:rPr>
               <w:t xml:space="preserve">下游模块</w:t>
@@ -1961,6 +2088,7 @@
               <w:rPr>
                 <w:rFonts w:ascii="宋体" w:hAnsi="宋体" w:eastAsia="宋体"/>
                 <w:b/>
+                <w:color w:val="000000"/>
                 <w:sz w:val="21"/>
               </w:rPr>
               <w:t xml:space="preserve">检查内容</w:t>
@@ -1979,6 +2107,7 @@
             <w:r>
               <w:rPr>
                 <w:rFonts w:ascii="宋体" w:hAnsi="宋体" w:eastAsia="宋体"/>
+                <w:color w:val="000000"/>
                 <w:sz w:val="21"/>
               </w:rPr>
               <w:t xml:space="preserve">Loader 输出</w:t>
@@ -1995,6 +2124,7 @@
             <w:r>
               <w:rPr>
                 <w:rFonts w:ascii="宋体" w:hAnsi="宋体" w:eastAsia="宋体"/>
+                <w:color w:val="000000"/>
                 <w:sz w:val="21"/>
               </w:rPr>
               <w:t xml:space="preserve">数据接入</w:t>
@@ -2011,6 +2141,7 @@
             <w:r>
               <w:rPr>
                 <w:rFonts w:ascii="宋体" w:hAnsi="宋体" w:eastAsia="宋体"/>
+                <w:color w:val="000000"/>
                 <w:sz w:val="21"/>
               </w:rPr>
               <w:t xml:space="preserve">标签构造</w:t>
@@ -2027,6 +2158,7 @@
             <w:r>
               <w:rPr>
                 <w:rFonts w:ascii="宋体" w:hAnsi="宋体" w:eastAsia="宋体"/>
+                <w:color w:val="000000"/>
                 <w:sz w:val="21"/>
               </w:rPr>
               <w:t xml:space="preserve">轴承编号、通道、采样率、快照顺序是否完整</w:t>
@@ -2045,6 +2177,7 @@
             <w:r>
               <w:rPr>
                 <w:rFonts w:ascii="宋体" w:hAnsi="宋体" w:eastAsia="宋体"/>
+                <w:color w:val="000000"/>
                 <w:sz w:val="21"/>
               </w:rPr>
               <w:t xml:space="preserve">特征表输出</w:t>
@@ -2061,6 +2194,7 @@
             <w:r>
               <w:rPr>
                 <w:rFonts w:ascii="宋体" w:hAnsi="宋体" w:eastAsia="宋体"/>
+                <w:color w:val="000000"/>
                 <w:sz w:val="21"/>
               </w:rPr>
               <w:t xml:space="preserve">特征工程</w:t>
@@ -2077,6 +2211,7 @@
             <w:r>
               <w:rPr>
                 <w:rFonts w:ascii="宋体" w:hAnsi="宋体" w:eastAsia="宋体"/>
+                <w:color w:val="000000"/>
                 <w:sz w:val="21"/>
               </w:rPr>
               <w:t xml:space="preserve">模型训练</w:t>
@@ -2093,6 +2228,7 @@
             <w:r>
               <w:rPr>
                 <w:rFonts w:ascii="宋体" w:hAnsi="宋体" w:eastAsia="宋体"/>
+                <w:color w:val="000000"/>
                 <w:sz w:val="21"/>
               </w:rPr>
               <w:t xml:space="preserve">特征列数量、缺失值处理、序列长度是否符合配置</w:t>
@@ -2111,6 +2247,7 @@
             <w:r>
               <w:rPr>
                 <w:rFonts w:ascii="宋体" w:hAnsi="宋体" w:eastAsia="宋体"/>
+                <w:color w:val="000000"/>
                 <w:sz w:val="21"/>
               </w:rPr>
               <w:t xml:space="preserve">训练输出</w:t>
@@ -2127,6 +2264,7 @@
             <w:r>
               <w:rPr>
                 <w:rFonts w:ascii="宋体" w:hAnsi="宋体" w:eastAsia="宋体"/>
+                <w:color w:val="000000"/>
                 <w:sz w:val="21"/>
               </w:rPr>
               <w:t xml:space="preserve">模型训练</w:t>
@@ -2143,6 +2281,7 @@
             <w:r>
               <w:rPr>
                 <w:rFonts w:ascii="宋体" w:hAnsi="宋体" w:eastAsia="宋体"/>
+                <w:color w:val="000000"/>
                 <w:sz w:val="21"/>
               </w:rPr>
               <w:t xml:space="preserve">评价模块</w:t>
@@ -2159,6 +2298,7 @@
             <w:r>
               <w:rPr>
                 <w:rFonts w:ascii="宋体" w:hAnsi="宋体" w:eastAsia="宋体"/>
+                <w:color w:val="000000"/>
                 <w:sz w:val="21"/>
               </w:rPr>
               <w:t xml:space="preserve">predictions 中 target/prediction 是否成对存在</w:t>
@@ -2177,6 +2317,7 @@
             <w:r>
               <w:rPr>
                 <w:rFonts w:ascii="宋体" w:hAnsi="宋体" w:eastAsia="宋体"/>
+                <w:color w:val="000000"/>
                 <w:sz w:val="21"/>
               </w:rPr>
               <w:t xml:space="preserve">指标输出</w:t>
@@ -2193,6 +2334,7 @@
             <w:r>
               <w:rPr>
                 <w:rFonts w:ascii="宋体" w:hAnsi="宋体" w:eastAsia="宋体"/>
+                <w:color w:val="000000"/>
                 <w:sz w:val="21"/>
               </w:rPr>
               <w:t xml:space="preserve">评价模块</w:t>
@@ -2209,6 +2351,7 @@
             <w:r>
               <w:rPr>
                 <w:rFonts w:ascii="宋体" w:hAnsi="宋体" w:eastAsia="宋体"/>
+                <w:color w:val="000000"/>
                 <w:sz w:val="21"/>
               </w:rPr>
               <w:t xml:space="preserve">notebook/报告</w:t>
@@ -2225,6 +2368,7 @@
             <w:r>
               <w:rPr>
                 <w:rFonts w:ascii="宋体" w:hAnsi="宋体" w:eastAsia="宋体"/>
+                <w:color w:val="000000"/>
                 <w:sz w:val="21"/>
               </w:rPr>
               <w:t xml:space="preserve">RMSE、Score、样本数和 epoch 是否落盘</w:t>
@@ -2243,6 +2387,7 @@
             <w:r>
               <w:rPr>
                 <w:rFonts w:ascii="宋体" w:hAnsi="宋体" w:eastAsia="宋体"/>
+                <w:color w:val="000000"/>
                 <w:sz w:val="21"/>
               </w:rPr>
               <w:t xml:space="preserve">可视化输出</w:t>
@@ -2259,6 +2404,7 @@
             <w:r>
               <w:rPr>
                 <w:rFonts w:ascii="宋体" w:hAnsi="宋体" w:eastAsia="宋体"/>
+                <w:color w:val="000000"/>
                 <w:sz w:val="21"/>
               </w:rPr>
               <w:t xml:space="preserve">评价模块</w:t>
@@ -2275,6 +2421,7 @@
             <w:r>
               <w:rPr>
                 <w:rFonts w:ascii="宋体" w:hAnsi="宋体" w:eastAsia="宋体"/>
+                <w:color w:val="000000"/>
                 <w:sz w:val="21"/>
               </w:rPr>
               <w:t xml:space="preserve">答辩材料</w:t>
@@ -2291,6 +2438,7 @@
             <w:r>
               <w:rPr>
                 <w:rFonts w:ascii="宋体" w:hAnsi="宋体" w:eastAsia="宋体"/>
+                <w:color w:val="000000"/>
                 <w:sz w:val="21"/>
               </w:rPr>
               <w:t xml:space="preserve">图表标题、轴标签、数据集名称是否清楚</w:t>
@@ -2309,6 +2457,7 @@
       <w:r>
         <w:rPr>
           <w:rFonts w:ascii="宋体" w:hAnsi="宋体" w:eastAsia="宋体"/>
+          <w:color w:val="000000"/>
         </w:rPr>
         <w:t xml:space="preserve">8. 接口联调测试</w:t>
       </w:r>
@@ -2343,6 +2492,7 @@
               <w:rPr>
                 <w:rFonts w:ascii="宋体" w:hAnsi="宋体" w:eastAsia="宋体"/>
                 <w:b/>
+                <w:color w:val="000000"/>
                 <w:sz w:val="21"/>
               </w:rPr>
               <w:t xml:space="preserve">联调编号</w:t>
@@ -2363,6 +2513,7 @@
               <w:rPr>
                 <w:rFonts w:ascii="宋体" w:hAnsi="宋体" w:eastAsia="宋体"/>
                 <w:b/>
+                <w:color w:val="000000"/>
                 <w:sz w:val="21"/>
               </w:rPr>
               <w:t xml:space="preserve">联调对象</w:t>
@@ -2383,6 +2534,7 @@
               <w:rPr>
                 <w:rFonts w:ascii="宋体" w:hAnsi="宋体" w:eastAsia="宋体"/>
                 <w:b/>
+                <w:color w:val="000000"/>
                 <w:sz w:val="21"/>
               </w:rPr>
               <w:t xml:space="preserve">关注点</w:t>
@@ -2401,6 +2553,7 @@
             <w:r>
               <w:rPr>
                 <w:rFonts w:ascii="宋体" w:hAnsi="宋体" w:eastAsia="宋体"/>
+                <w:color w:val="000000"/>
                 <w:sz w:val="21"/>
               </w:rPr>
               <w:t xml:space="preserve">IT-01</w:t>
@@ -2417,6 +2570,7 @@
             <w:r>
               <w:rPr>
                 <w:rFonts w:ascii="宋体" w:hAnsi="宋体" w:eastAsia="宋体"/>
+                <w:color w:val="000000"/>
                 <w:sz w:val="21"/>
               </w:rPr>
               <w:t xml:space="preserve">loader + labeler</w:t>
@@ -2433,6 +2587,7 @@
             <w:r>
               <w:rPr>
                 <w:rFonts w:ascii="宋体" w:hAnsi="宋体" w:eastAsia="宋体"/>
+                <w:color w:val="000000"/>
                 <w:sz w:val="21"/>
               </w:rPr>
               <w:t xml:space="preserve">通道选择、样本窗口和标签长度一致</w:t>
@@ -2451,6 +2606,7 @@
             <w:r>
               <w:rPr>
                 <w:rFonts w:ascii="宋体" w:hAnsi="宋体" w:eastAsia="宋体"/>
+                <w:color w:val="000000"/>
                 <w:sz w:val="21"/>
               </w:rPr>
               <w:t xml:space="preserve">IT-02</w:t>
@@ -2467,6 +2623,7 @@
             <w:r>
               <w:rPr>
                 <w:rFonts w:ascii="宋体" w:hAnsi="宋体" w:eastAsia="宋体"/>
+                <w:color w:val="000000"/>
                 <w:sz w:val="21"/>
               </w:rPr>
               <w:t xml:space="preserve">trainer + callback</w:t>
@@ -2483,6 +2640,7 @@
             <w:r>
               <w:rPr>
                 <w:rFonts w:ascii="宋体" w:hAnsi="宋体" w:eastAsia="宋体"/>
+                <w:color w:val="000000"/>
                 <w:sz w:val="21"/>
               </w:rPr>
               <w:t xml:space="preserve">生命周期事件正确触发</w:t>
@@ -2501,6 +2659,7 @@
             <w:r>
               <w:rPr>
                 <w:rFonts w:ascii="宋体" w:hAnsi="宋体" w:eastAsia="宋体"/>
+                <w:color w:val="000000"/>
                 <w:sz w:val="21"/>
               </w:rPr>
               <w:t xml:space="preserve">IT-03</w:t>
@@ -2517,6 +2676,7 @@
             <w:r>
               <w:rPr>
                 <w:rFonts w:ascii="宋体" w:hAnsi="宋体" w:eastAsia="宋体"/>
+                <w:color w:val="000000"/>
                 <w:sz w:val="21"/>
               </w:rPr>
               <w:t xml:space="preserve">tester + evaluator</w:t>
@@ -2533,6 +2693,7 @@
             <w:r>
               <w:rPr>
                 <w:rFonts w:ascii="宋体" w:hAnsi="宋体" w:eastAsia="宋体"/>
+                <w:color w:val="000000"/>
                 <w:sz w:val="21"/>
               </w:rPr>
               <w:t xml:space="preserve">预测结果字段满足指标计算要求</w:t>
@@ -2551,6 +2712,7 @@
             <w:r>
               <w:rPr>
                 <w:rFonts w:ascii="宋体" w:hAnsi="宋体" w:eastAsia="宋体"/>
+                <w:color w:val="000000"/>
                 <w:sz w:val="21"/>
               </w:rPr>
               <w:t xml:space="preserve">IT-04</w:t>
@@ -2567,6 +2729,7 @@
             <w:r>
               <w:rPr>
                 <w:rFonts w:ascii="宋体" w:hAnsi="宋体" w:eastAsia="宋体"/>
+                <w:color w:val="000000"/>
                 <w:sz w:val="21"/>
               </w:rPr>
               <w:t xml:space="preserve">evaluator + visualizer</w:t>
@@ -2583,6 +2746,7 @@
             <w:r>
               <w:rPr>
                 <w:rFonts w:ascii="宋体" w:hAnsi="宋体" w:eastAsia="宋体"/>
+                <w:color w:val="000000"/>
                 <w:sz w:val="21"/>
               </w:rPr>
               <w:t xml:space="preserve">指标与图表的输入口径一致</w:t>
@@ -2601,6 +2765,7 @@
             <w:r>
               <w:rPr>
                 <w:rFonts w:ascii="宋体" w:hAnsi="宋体" w:eastAsia="宋体"/>
+                <w:color w:val="000000"/>
                 <w:sz w:val="21"/>
               </w:rPr>
               <w:t xml:space="preserve">IT-05</w:t>
@@ -2617,6 +2782,7 @@
             <w:r>
               <w:rPr>
                 <w:rFonts w:ascii="宋体" w:hAnsi="宋体" w:eastAsia="宋体"/>
+                <w:color w:val="000000"/>
                 <w:sz w:val="21"/>
               </w:rPr>
               <w:t xml:space="preserve">tracker + serializer</w:t>
@@ -2633,6 +2799,7 @@
             <w:r>
               <w:rPr>
                 <w:rFonts w:ascii="宋体" w:hAnsi="宋体" w:eastAsia="宋体"/>
+                <w:color w:val="000000"/>
                 <w:sz w:val="21"/>
               </w:rPr>
               <w:t xml:space="preserve">配置、历史和结果文件能完整保存</w:t>
@@ -2650,6 +2817,7 @@
       <w:r>
         <w:rPr>
           <w:rFonts w:ascii="宋体" w:hAnsi="宋体" w:eastAsia="宋体"/>
+          <w:color w:val="000000"/>
         </w:rPr>
         <w:t xml:space="preserve">9. 缺陷处理机制</w:t>
       </w:r>
@@ -2667,6 +2835,7 @@
       <w:r>
         <w:rPr>
           <w:rFonts w:ascii="宋体" w:hAnsi="宋体" w:eastAsia="宋体"/>
+          <w:color w:val="000000"/>
         </w:rPr>
         <w:t xml:space="preserve">集成测试发现问题后，优先判断是接口定义错误还是单模块实现错误。</w:t>
       </w:r>
@@ -2684,6 +2853,7 @@
       <w:r>
         <w:rPr>
           <w:rFonts w:ascii="宋体" w:hAnsi="宋体" w:eastAsia="宋体"/>
+          <w:color w:val="000000"/>
         </w:rPr>
         <w:t xml:space="preserve">若是接口问题，先修正文档和统一对象结构，再修实现。</w:t>
       </w:r>
@@ -2701,6 +2871,7 @@
       <w:r>
         <w:rPr>
           <w:rFonts w:ascii="宋体" w:hAnsi="宋体" w:eastAsia="宋体"/>
+          <w:color w:val="000000"/>
         </w:rPr>
         <w:t xml:space="preserve">若是实现问题，修复后需回归对应单元测试和当前集成测试。</w:t>
       </w:r>
@@ -2714,6 +2885,7 @@
       <w:r>
         <w:rPr>
           <w:rFonts w:ascii="宋体" w:hAnsi="宋体" w:eastAsia="宋体"/>
+          <w:color w:val="000000"/>
         </w:rPr>
         <w:t xml:space="preserve">10. 测试进度安排</w:t>
       </w:r>
@@ -2748,6 +2920,7 @@
               <w:rPr>
                 <w:rFonts w:ascii="宋体" w:hAnsi="宋体" w:eastAsia="宋体"/>
                 <w:b/>
+                <w:color w:val="000000"/>
                 <w:sz w:val="21"/>
               </w:rPr>
               <w:t xml:space="preserve">阶段</w:t>
@@ -2768,6 +2941,7 @@
               <w:rPr>
                 <w:rFonts w:ascii="宋体" w:hAnsi="宋体" w:eastAsia="宋体"/>
                 <w:b/>
+                <w:color w:val="000000"/>
                 <w:sz w:val="21"/>
               </w:rPr>
               <w:t xml:space="preserve">时间</w:t>
@@ -2788,6 +2962,7 @@
               <w:rPr>
                 <w:rFonts w:ascii="宋体" w:hAnsi="宋体" w:eastAsia="宋体"/>
                 <w:b/>
+                <w:color w:val="000000"/>
                 <w:sz w:val="21"/>
               </w:rPr>
               <w:t xml:space="preserve">内容</w:t>
@@ -2806,6 +2981,7 @@
             <w:r>
               <w:rPr>
                 <w:rFonts w:ascii="宋体" w:hAnsi="宋体" w:eastAsia="宋体"/>
+                <w:color w:val="000000"/>
                 <w:sz w:val="21"/>
               </w:rPr>
               <w:t xml:space="preserve">集成准备</w:t>
@@ -2822,6 +2998,7 @@
             <w:r>
               <w:rPr>
                 <w:rFonts w:ascii="宋体" w:hAnsi="宋体" w:eastAsia="宋体"/>
+                <w:color w:val="000000"/>
                 <w:sz w:val="21"/>
               </w:rPr>
               <w:t xml:space="preserve">第 5 周</w:t>
@@ -2838,6 +3015,7 @@
             <w:r>
               <w:rPr>
                 <w:rFonts w:ascii="宋体" w:hAnsi="宋体" w:eastAsia="宋体"/>
+                <w:color w:val="000000"/>
                 <w:sz w:val="21"/>
               </w:rPr>
               <w:t xml:space="preserve">冻结关键接口，准备集成数据</w:t>
@@ -2856,6 +3034,7 @@
             <w:r>
               <w:rPr>
                 <w:rFonts w:ascii="宋体" w:hAnsi="宋体" w:eastAsia="宋体"/>
+                <w:color w:val="000000"/>
                 <w:sz w:val="21"/>
               </w:rPr>
               <w:t xml:space="preserve">主流程联调</w:t>
@@ -2872,6 +3051,7 @@
             <w:r>
               <w:rPr>
                 <w:rFonts w:ascii="宋体" w:hAnsi="宋体" w:eastAsia="宋体"/>
+                <w:color w:val="000000"/>
                 <w:sz w:val="21"/>
               </w:rPr>
               <w:t xml:space="preserve">第 6 周</w:t>
@@ -2888,6 +3068,7 @@
             <w:r>
               <w:rPr>
                 <w:rFonts w:ascii="宋体" w:hAnsi="宋体" w:eastAsia="宋体"/>
+                <w:color w:val="000000"/>
                 <w:sz w:val="21"/>
               </w:rPr>
               <w:t xml:space="preserve">训练主链路集成测试</w:t>
@@ -2906,6 +3087,7 @@
             <w:r>
               <w:rPr>
                 <w:rFonts w:ascii="宋体" w:hAnsi="宋体" w:eastAsia="宋体"/>
+                <w:color w:val="000000"/>
                 <w:sz w:val="21"/>
               </w:rPr>
               <w:t xml:space="preserve">展示联调</w:t>
@@ -2922,6 +3104,7 @@
             <w:r>
               <w:rPr>
                 <w:rFonts w:ascii="宋体" w:hAnsi="宋体" w:eastAsia="宋体"/>
+                <w:color w:val="000000"/>
                 <w:sz w:val="21"/>
               </w:rPr>
               <w:t xml:space="preserve">第 7 周</w:t>
@@ -2938,6 +3121,7 @@
             <w:r>
               <w:rPr>
                 <w:rFonts w:ascii="宋体" w:hAnsi="宋体" w:eastAsia="宋体"/>
+                <w:color w:val="000000"/>
                 <w:sz w:val="21"/>
               </w:rPr>
               <w:t xml:space="preserve">指标、图表和实验记录联调</w:t>
@@ -2956,6 +3140,7 @@
             <w:r>
               <w:rPr>
                 <w:rFonts w:ascii="宋体" w:hAnsi="宋体" w:eastAsia="宋体"/>
+                <w:color w:val="000000"/>
                 <w:sz w:val="21"/>
               </w:rPr>
               <w:t xml:space="preserve">验收前回归</w:t>
@@ -2972,6 +3157,7 @@
             <w:r>
               <w:rPr>
                 <w:rFonts w:ascii="宋体" w:hAnsi="宋体" w:eastAsia="宋体"/>
+                <w:color w:val="000000"/>
                 <w:sz w:val="21"/>
               </w:rPr>
               <w:t xml:space="preserve">第 8 周</w:t>
@@ -2988,6 +3174,7 @@
             <w:r>
               <w:rPr>
                 <w:rFonts w:ascii="宋体" w:hAnsi="宋体" w:eastAsia="宋体"/>
+                <w:color w:val="000000"/>
                 <w:sz w:val="21"/>
               </w:rPr>
               <w:t xml:space="preserve">关键流程回归测试</w:t>
@@ -3005,6 +3192,7 @@
       <w:r>
         <w:rPr>
           <w:rFonts w:ascii="宋体" w:hAnsi="宋体" w:eastAsia="宋体"/>
+          <w:color w:val="000000"/>
         </w:rPr>
         <w:t xml:space="preserve">11. 通过准则</w:t>
       </w:r>
@@ -3018,6 +3206,7 @@
       <w:r>
         <w:rPr>
           <w:rFonts w:ascii="宋体" w:hAnsi="宋体" w:eastAsia="宋体"/>
+          <w:color w:val="000000"/>
         </w:rPr>
         <w:t xml:space="preserve">集成测试通过需满足以下条件：</w:t>
       </w:r>
@@ -3035,6 +3224,7 @@
       <w:r>
         <w:rPr>
           <w:rFonts w:ascii="宋体" w:hAnsi="宋体" w:eastAsia="宋体"/>
+          <w:color w:val="000000"/>
         </w:rPr>
         <w:t xml:space="preserve">三条核心业务流程至少各通过一轮。</w:t>
       </w:r>
@@ -3052,6 +3242,7 @@
       <w:r>
         <w:rPr>
           <w:rFonts w:ascii="宋体" w:hAnsi="宋体" w:eastAsia="宋体"/>
+          <w:color w:val="000000"/>
         </w:rPr>
         <w:t xml:space="preserve">接口联调用例全部通过。</w:t>
       </w:r>
@@ -3069,6 +3260,7 @@
       <w:r>
         <w:rPr>
           <w:rFonts w:ascii="宋体" w:hAnsi="宋体" w:eastAsia="宋体"/>
+          <w:color w:val="000000"/>
         </w:rPr>
         <w:t xml:space="preserve">无阻塞性缺陷残留。</w:t>
       </w:r>
@@ -3086,6 +3278,7 @@
       <w:r>
         <w:rPr>
           <w:rFonts w:ascii="宋体" w:hAnsi="宋体" w:eastAsia="宋体"/>
+          <w:color w:val="000000"/>
         </w:rPr>
         <w:t xml:space="preserve">图表、日志和结果文件成功输出。</w:t>
       </w:r>
@@ -3099,6 +3292,7 @@
       <w:r>
         <w:rPr>
           <w:rFonts w:ascii="宋体" w:hAnsi="宋体" w:eastAsia="宋体"/>
+          <w:color w:val="000000"/>
         </w:rPr>
         <w:t xml:space="preserve">12. 结论</w:t>
       </w:r>
@@ -3112,54 +3306,63 @@
       <w:r>
         <w:rPr>
           <w:rFonts w:ascii="宋体" w:hAnsi="宋体" w:eastAsia="宋体"/>
+          <w:color w:val="000000"/>
         </w:rPr>
         <w:t xml:space="preserve">集成测试的作用在于证明系统不是一组孤立模块，而是一条可以真实运行的业务链路。对本项目而言，集成测试是从</w:t>
       </w:r>
       <w:r>
         <w:rPr>
           <w:rFonts w:ascii="宋体" w:hAnsi="宋体" w:eastAsia="宋体"/>
+          <w:color w:val="000000"/>
         </w:rPr>
         <w:t xml:space="preserve">“</w:t>
       </w:r>
       <w:r>
         <w:rPr>
           <w:rFonts w:ascii="宋体" w:hAnsi="宋体" w:eastAsia="宋体"/>
+          <w:color w:val="000000"/>
         </w:rPr>
         <w:t xml:space="preserve">模块可用</w:t>
       </w:r>
       <w:r>
         <w:rPr>
           <w:rFonts w:ascii="宋体" w:hAnsi="宋体" w:eastAsia="宋体"/>
+          <w:color w:val="000000"/>
         </w:rPr>
         <w:t xml:space="preserve">”</w:t>
       </w:r>
       <w:r>
         <w:rPr>
           <w:rFonts w:ascii="宋体" w:hAnsi="宋体" w:eastAsia="宋体"/>
+          <w:color w:val="000000"/>
         </w:rPr>
         <w:t xml:space="preserve">走向</w:t>
       </w:r>
       <w:r>
         <w:rPr>
           <w:rFonts w:ascii="宋体" w:hAnsi="宋体" w:eastAsia="宋体"/>
+          <w:color w:val="000000"/>
         </w:rPr>
         <w:t xml:space="preserve">“</w:t>
       </w:r>
       <w:r>
         <w:rPr>
           <w:rFonts w:ascii="宋体" w:hAnsi="宋体" w:eastAsia="宋体"/>
+          <w:color w:val="000000"/>
         </w:rPr>
         <w:t xml:space="preserve">系统可交付</w:t>
       </w:r>
       <w:r>
         <w:rPr>
           <w:rFonts w:ascii="宋体" w:hAnsi="宋体" w:eastAsia="宋体"/>
+          <w:color w:val="000000"/>
         </w:rPr>
         <w:t xml:space="preserve">”</w:t>
       </w:r>
       <w:r>
         <w:rPr>
           <w:rFonts w:ascii="宋体" w:hAnsi="宋体" w:eastAsia="宋体"/>
+          <w:color w:val="000000"/>
         </w:rPr>
         <w:t xml:space="preserve">的关键阶段。</w:t>
       </w:r>
@@ -3628,6 +3831,7 @@
     <w:qFormat/>
     <w:rPr>
       <w:rFonts w:ascii="宋体" w:hAnsi="宋体" w:eastAsia="宋体"/>
+      <w:color w:val="000000"/>
       <w:sz w:val="21"/>
     </w:rPr>
   </w:style>
@@ -3641,6 +3845,7 @@
     <w:qFormat/>
     <w:rPr>
       <w:rFonts w:ascii="宋体" w:hAnsi="宋体" w:eastAsia="宋体"/>
+      <w:color w:val="000000"/>
       <w:sz w:val="21"/>
     </w:rPr>
   </w:style>
@@ -3651,6 +3856,7 @@
     <w:qFormat/>
     <w:rPr>
       <w:rFonts w:ascii="宋体" w:hAnsi="宋体" w:eastAsia="宋体"/>
+      <w:color w:val="000000"/>
       <w:sz w:val="21"/>
     </w:rPr>
   </w:style>
@@ -3663,6 +3869,7 @@
     </w:pPr>
     <w:rPr>
       <w:rFonts w:ascii="宋体" w:hAnsi="宋体" w:eastAsia="宋体"/>
+      <w:color w:val="000000"/>
       <w:sz w:val="21"/>
     </w:rPr>
   </w:style>
@@ -3681,7 +3888,7 @@
       <w:rFonts w:asciiTheme="majorHAnsi" w:cstheme="majorBidi" w:eastAsiaTheme="majorEastAsia" w:hAnsiTheme="majorHAnsi" w:ascii="黑体" w:hAnsi="黑体" w:eastAsia="黑体"/>
       <w:b/>
       <w:bCs/>
-      <w:color w:themeColor="accent1" w:themeShade="B5" w:val="345A8A"/>
+      <w:color w:val="000000"/>
       <w:sz w:val="36"/>
       <w:szCs w:val="36"/>
     </w:rPr>
@@ -3698,6 +3905,7 @@
       <w:jc w:val="center"/>
     </w:pPr>
     <w:rPr>
+      <w:color w:val="000000"/>
       <w:sz w:val="30"/>
       <w:szCs w:val="30"/>
     </w:rPr>
@@ -3761,7 +3969,7 @@
       <w:rFonts w:asciiTheme="majorHAnsi" w:cstheme="majorBidi" w:eastAsiaTheme="majorEastAsia" w:hAnsiTheme="majorHAnsi" w:ascii="宋体" w:hAnsi="宋体" w:eastAsia="宋体"/>
       <w:b/>
       <w:bCs/>
-      <w:color w:themeColor="accent1" w:val="4F81BD"/>
+      <w:color w:val="000000"/>
       <w:sz w:val="48"/>
       <w:szCs w:val="32"/>
     </w:rPr>
@@ -3783,7 +3991,7 @@
       <w:rFonts w:asciiTheme="majorHAnsi" w:cstheme="majorBidi" w:eastAsiaTheme="majorEastAsia" w:hAnsiTheme="majorHAnsi" w:ascii="宋体" w:hAnsi="宋体" w:eastAsia="宋体"/>
       <w:b/>
       <w:bCs/>
-      <w:color w:themeColor="accent1" w:val="4F81BD"/>
+      <w:color w:val="000000"/>
       <w:sz w:val="36"/>
       <w:szCs w:val="28"/>
     </w:rPr>
@@ -3805,7 +4013,7 @@
       <w:rFonts w:asciiTheme="majorHAnsi" w:cstheme="majorBidi" w:eastAsiaTheme="majorEastAsia" w:hAnsiTheme="majorHAnsi" w:ascii="宋体" w:hAnsi="宋体" w:eastAsia="宋体"/>
       <w:b/>
       <w:bCs/>
-      <w:color w:themeColor="accent1" w:val="4F81BD"/>
+      <w:color w:val="000000"/>
       <w:sz w:val="27"/>
       <w:szCs w:val="24"/>
     </w:rPr>
@@ -3828,7 +4036,7 @@
       <w:i/>
       <w:b/>
       <w:bCs/>
-      <w:color w:themeColor="accent1" w:val="4F81BD"/>
+      <w:color w:val="000000"/>
       <w:sz w:val="24"/>
       <w:szCs w:val="24"/>
     </w:rPr>
@@ -3847,10 +4055,11 @@
       <w:outlineLvl w:val="4"/>
     </w:pPr>
     <w:rPr>
-      <w:rFonts w:asciiTheme="majorHAnsi" w:cstheme="majorBidi" w:eastAsiaTheme="majorEastAsia" w:hAnsiTheme="majorHAnsi"/>
+      <w:rFonts w:asciiTheme="majorHAnsi" w:cstheme="majorBidi" w:eastAsiaTheme="majorEastAsia" w:hAnsiTheme="majorHAnsi" w:ascii="宋体" w:hAnsi="宋体" w:eastAsia="宋体"/>
+      <w:b/>
       <w:iCs/>
-      <w:color w:themeColor="accent1" w:val="4F81BD"/>
-      <w:sz w:val="24"/>
+      <w:color w:val="000000"/>
+      <w:sz w:val="21"/>
       <w:szCs w:val="24"/>
     </w:rPr>
   </w:style>
@@ -3868,9 +4077,10 @@
       <w:outlineLvl w:val="5"/>
     </w:pPr>
     <w:rPr>
-      <w:rFonts w:asciiTheme="majorHAnsi" w:cstheme="majorBidi" w:eastAsiaTheme="majorEastAsia" w:hAnsiTheme="majorHAnsi"/>
-      <w:color w:themeColor="accent1" w:val="4F81BD"/>
-      <w:sz w:val="24"/>
+      <w:rFonts w:asciiTheme="majorHAnsi" w:cstheme="majorBidi" w:eastAsiaTheme="majorEastAsia" w:hAnsiTheme="majorHAnsi" w:ascii="宋体" w:hAnsi="宋体" w:eastAsia="宋体"/>
+      <w:b/>
+      <w:color w:val="000000"/>
+      <w:sz w:val="21"/>
       <w:szCs w:val="24"/>
     </w:rPr>
   </w:style>
@@ -3888,9 +4098,10 @@
       <w:outlineLvl w:val="6"/>
     </w:pPr>
     <w:rPr>
-      <w:rFonts w:asciiTheme="majorHAnsi" w:cstheme="majorBidi" w:eastAsiaTheme="majorEastAsia" w:hAnsiTheme="majorHAnsi"/>
-      <w:color w:themeColor="accent1" w:val="4F81BD"/>
-      <w:sz w:val="24"/>
+      <w:rFonts w:asciiTheme="majorHAnsi" w:cstheme="majorBidi" w:eastAsiaTheme="majorEastAsia" w:hAnsiTheme="majorHAnsi" w:ascii="宋体" w:hAnsi="宋体" w:eastAsia="宋体"/>
+      <w:b/>
+      <w:color w:val="000000"/>
+      <w:sz w:val="21"/>
       <w:szCs w:val="24"/>
     </w:rPr>
   </w:style>
@@ -3908,9 +4119,10 @@
       <w:outlineLvl w:val="7"/>
     </w:pPr>
     <w:rPr>
-      <w:rFonts w:asciiTheme="majorHAnsi" w:cstheme="majorBidi" w:eastAsiaTheme="majorEastAsia" w:hAnsiTheme="majorHAnsi"/>
-      <w:color w:themeColor="accent1" w:val="4F81BD"/>
-      <w:sz w:val="24"/>
+      <w:rFonts w:asciiTheme="majorHAnsi" w:cstheme="majorBidi" w:eastAsiaTheme="majorEastAsia" w:hAnsiTheme="majorHAnsi" w:ascii="宋体" w:hAnsi="宋体" w:eastAsia="宋体"/>
+      <w:b/>
+      <w:color w:val="000000"/>
+      <w:sz w:val="21"/>
       <w:szCs w:val="24"/>
     </w:rPr>
   </w:style>
@@ -3928,9 +4140,10 @@
       <w:outlineLvl w:val="8"/>
     </w:pPr>
     <w:rPr>
-      <w:rFonts w:asciiTheme="majorHAnsi" w:cstheme="majorBidi" w:eastAsiaTheme="majorEastAsia" w:hAnsiTheme="majorHAnsi"/>
-      <w:color w:themeColor="accent1" w:val="4F81BD"/>
-      <w:sz w:val="24"/>
+      <w:rFonts w:asciiTheme="majorHAnsi" w:cstheme="majorBidi" w:eastAsiaTheme="majorEastAsia" w:hAnsiTheme="majorHAnsi" w:ascii="宋体" w:hAnsi="宋体" w:eastAsia="宋体"/>
+      <w:b/>
+      <w:color w:val="000000"/>
+      <w:sz w:val="21"/>
       <w:szCs w:val="24"/>
     </w:rPr>
   </w:style>
@@ -4068,7 +4281,7 @@
     <w:name w:val="Hyperlink"/>
     <w:basedOn w:val="BodyTextChar"/>
     <w:rPr>
-      <w:color w:themeColor="accent1" w:val="4F81BD"/>
+      <w:color w:val="000000"/>
     </w:rPr>
   </w:style>
   <w:style w:styleId="TOCHeading" w:type="paragraph">
@@ -4086,7 +4299,7 @@
       <w:rFonts w:asciiTheme="majorHAnsi" w:cstheme="majorBidi" w:eastAsiaTheme="majorEastAsia" w:hAnsiTheme="majorHAnsi"/>
       <w:b w:val="0"/>
       <w:bCs w:val="0"/>
-      <w:color w:themeColor="accent1" w:themeShade="BF" w:val="365F91"/>
+      <w:color w:val="000000"/>
     </w:rPr>
   </w:style>
   <w:style w:type="paragraph" w:customStyle="1" w:styleId="SourceCode">
